--- a/obsidian-history-vault-master/09 courses/UCSB/Sociology UCSB/Kevin Anderson/First paper Marx Chapter 1. Sec 1-2..docx
+++ b/obsidian-history-vault-master/09 courses/UCSB/Sociology UCSB/Kevin Anderson/First paper Marx Chapter 1. Sec 1-2..docx
@@ -4,8 +4,7 @@
   <w:body>
     <w:p>
       <w:pPr>
-        <w:pStyle w:val="FirstParagraph"/>
-        <w:spacing w:line="480" w:lineRule="auto"/>
+        <w:pStyle w:val="Textodebloque"/>
         <w:rPr>
           <w:rFonts w:ascii="Times New Roman" w:hAnsi="Times New Roman" w:cs="Times New Roman"/>
           <w:i/>
@@ -105,14 +104,387 @@
         <w:rPr>
           <w:rFonts w:ascii="Times New Roman" w:hAnsi="Times New Roman" w:cs="Times New Roman"/>
         </w:rPr>
-        <w:t xml:space="preserve">This reduction of nature as a raw material is the sublimation of the other self-consciusness (external and independent) for the realization of the self-consciusness which claims it as a mean for satisfaction of necessities (imagined or not), in that manner not only reducing </w:t>
+        <w:t>This reduction of nature as a raw material is the sublimation of the other self-consci</w:t>
+      </w:r>
+      <w:r>
+        <w:rPr>
+          <w:rFonts w:ascii="Times New Roman" w:hAnsi="Times New Roman" w:cs="Times New Roman"/>
+        </w:rPr>
+        <w:t>o</w:t>
+      </w:r>
+      <w:r>
+        <w:rPr>
+          <w:rFonts w:ascii="Times New Roman" w:hAnsi="Times New Roman" w:cs="Times New Roman"/>
+        </w:rPr>
+        <w:t>usness (external and independent) for the realization of the self-consci</w:t>
+      </w:r>
+      <w:r>
+        <w:rPr>
+          <w:rFonts w:ascii="Times New Roman" w:hAnsi="Times New Roman" w:cs="Times New Roman"/>
+        </w:rPr>
+        <w:t>o</w:t>
+      </w:r>
+      <w:r>
+        <w:rPr>
+          <w:rFonts w:ascii="Times New Roman" w:hAnsi="Times New Roman" w:cs="Times New Roman"/>
+        </w:rPr>
+        <w:t xml:space="preserve">usness which claims it as a mean for satisfaction of necessities (imagined or not), in that manner not only reducing nature as a mean for, but also transforming itself (that self-consciousness) as sublimated </w:t>
       </w:r>
       <w:r>
         <w:rPr>
           <w:rFonts w:ascii="Times New Roman" w:hAnsi="Times New Roman" w:cs="Times New Roman"/>
         </w:rPr>
         <w:lastRenderedPageBreak/>
-        <w:t>nature as a mean for, but also transforming itself (that self-consciousness) as sublimated from that independent and external object which it is serving from. It is a first violent abstraction, because the transformation of every nature being to the material qualities which are useful for the knowledge and enjoyment of other self-consciusness, is concrete, violent with the external and independent existence of those beings.</w:t>
+        <w:t>from that independent and external object which it is serving from. It is a first violent abstraction, because the transformation of every nature being to the material qualities which are useful for the knowledge and enjoyment of other self-consciusness, is concrete, violent with the external and independent existence of those beings.</w:t>
+      </w:r>
+    </w:p>
+    <w:p>
+      <w:pPr>
+        <w:spacing w:line="480" w:lineRule="auto"/>
+        <w:rPr>
+          <w:rFonts w:ascii="Times New Roman" w:hAnsi="Times New Roman" w:cs="Times New Roman"/>
+        </w:rPr>
+      </w:pPr>
+      <w:r>
+        <w:rPr>
+          <w:rFonts w:ascii="Times New Roman" w:hAnsi="Times New Roman" w:cs="Times New Roman"/>
+        </w:rPr>
+        <w:t>In this point, the easy imagination of idealist philosophers would state using quotes of Marx, that the process of production of the means of life or subsistence is a Marxist dogma</w:t>
+      </w:r>
+      <w:r>
+        <w:rPr>
+          <w:rFonts w:ascii="Times New Roman" w:hAnsi="Times New Roman" w:cs="Times New Roman"/>
+        </w:rPr>
+        <w:t xml:space="preserve">. </w:t>
+      </w:r>
+      <w:r>
+        <w:rPr>
+          <w:rFonts w:ascii="Times New Roman" w:hAnsi="Times New Roman" w:cs="Times New Roman"/>
+        </w:rPr>
+        <w:t xml:space="preserve"> </w:t>
+      </w:r>
+      <w:r>
+        <w:rPr>
+          <w:rFonts w:ascii="Times New Roman" w:hAnsi="Times New Roman" w:cs="Times New Roman"/>
+        </w:rPr>
+        <w:t>I</w:t>
+      </w:r>
+      <w:r>
+        <w:rPr>
+          <w:rFonts w:ascii="Times New Roman" w:hAnsi="Times New Roman" w:cs="Times New Roman"/>
+        </w:rPr>
+        <w:t>t</w:t>
+      </w:r>
+      <w:r>
+        <w:rPr>
+          <w:rFonts w:ascii="Times New Roman" w:hAnsi="Times New Roman" w:cs="Times New Roman"/>
+        </w:rPr>
+        <w:t xml:space="preserve"> i</w:t>
+      </w:r>
+      <w:r>
+        <w:rPr>
+          <w:rFonts w:ascii="Times New Roman" w:hAnsi="Times New Roman" w:cs="Times New Roman"/>
+        </w:rPr>
+        <w:t xml:space="preserve">s not, </w:t>
+      </w:r>
+      <w:r>
+        <w:rPr>
+          <w:rFonts w:ascii="Times New Roman" w:hAnsi="Times New Roman" w:cs="Times New Roman"/>
+        </w:rPr>
+        <w:t>“</w:t>
+      </w:r>
+      <w:r>
+        <w:rPr>
+          <w:rFonts w:ascii="Times New Roman" w:hAnsi="Times New Roman" w:cs="Times New Roman"/>
+          <w:i/>
+          <w:iCs/>
+        </w:rPr>
+        <w:t>labor, then, is the creator of value as useful labor is a condition of human existence</w:t>
+      </w:r>
+      <w:r>
+        <w:rPr>
+          <w:rFonts w:ascii="Times New Roman" w:hAnsi="Times New Roman" w:cs="Times New Roman"/>
+        </w:rPr>
+        <w:t xml:space="preserve">” </w:t>
+      </w:r>
+      <w:r>
+        <w:rPr>
+          <w:rFonts w:ascii="Times New Roman" w:eastAsia="Times New Roman" w:hAnsi="Times New Roman" w:cs="Times New Roman"/>
+        </w:rPr>
+        <w:t>(133)</w:t>
+      </w:r>
+      <w:r>
+        <w:rPr>
+          <w:rFonts w:ascii="Times New Roman" w:eastAsia="Times New Roman" w:hAnsi="Times New Roman" w:cs="Times New Roman"/>
+        </w:rPr>
+        <w:t xml:space="preserve">, </w:t>
+      </w:r>
+      <w:r>
+        <w:rPr>
+          <w:rFonts w:ascii="Times New Roman" w:hAnsi="Times New Roman" w:cs="Times New Roman"/>
+        </w:rPr>
+        <w:t>i</w:t>
+      </w:r>
+      <w:r>
+        <w:rPr>
+          <w:rFonts w:ascii="Times New Roman" w:hAnsi="Times New Roman" w:cs="Times New Roman"/>
+        </w:rPr>
+        <w:t>s an economic assumption or simplification used and continued by Marx for the development of his theory of the formation of value -exposed in some extent in Part I of Capital Book 1)-</w:t>
+      </w:r>
+      <w:r>
+        <w:rPr>
+          <w:rFonts w:ascii="Times New Roman" w:hAnsi="Times New Roman" w:cs="Times New Roman"/>
+        </w:rPr>
+        <w:t>, which is referring to the operation of social metabolism</w:t>
+      </w:r>
+      <w:r>
+        <w:rPr>
+          <w:rFonts w:ascii="Times New Roman" w:hAnsi="Times New Roman" w:cs="Times New Roman"/>
+        </w:rPr>
+        <w:t>.</w:t>
+      </w:r>
+      <w:r>
+        <w:rPr>
+          <w:rFonts w:ascii="Times New Roman" w:hAnsi="Times New Roman" w:cs="Times New Roman"/>
+        </w:rPr>
+        <w:t xml:space="preserve"> </w:t>
+      </w:r>
+      <w:r>
+        <w:rPr>
+          <w:rFonts w:ascii="Times New Roman" w:hAnsi="Times New Roman" w:cs="Times New Roman"/>
+        </w:rPr>
+        <w:t>The distinction between use-values non-mediated by work and use-values produced by it is relevant because it is recognizing a superior metabolism from the social metabolism.</w:t>
+      </w:r>
+      <w:r>
+        <w:rPr>
+          <w:rFonts w:ascii="Times New Roman" w:hAnsi="Times New Roman" w:cs="Times New Roman"/>
+        </w:rPr>
+        <w:t xml:space="preserve"> These premises can be expressed here as:</w:t>
+      </w:r>
+    </w:p>
+    <w:p>
+      <w:pPr>
+        <w:pStyle w:val="Prrafodelista"/>
+        <w:numPr>
+          <w:ilvl w:val="0"/>
+          <w:numId w:val="2"/>
+        </w:numPr>
+        <w:spacing w:line="360" w:lineRule="auto"/>
+        <w:rPr>
+          <w:rFonts w:ascii="Times New Roman" w:hAnsi="Times New Roman" w:cs="Times New Roman"/>
+          <w:sz w:val="22"/>
+          <w:szCs w:val="22"/>
+        </w:rPr>
+      </w:pPr>
+      <w:r>
+        <w:rPr>
+          <w:rFonts w:ascii="Times New Roman" w:hAnsi="Times New Roman" w:cs="Times New Roman"/>
+          <w:sz w:val="22"/>
+          <w:szCs w:val="22"/>
+        </w:rPr>
+        <w:t xml:space="preserve">ALL C ϵ </w:t>
+      </w:r>
+      <w:proofErr w:type="spellStart"/>
+      <w:r>
+        <w:rPr>
+          <w:rFonts w:ascii="Times New Roman" w:hAnsi="Times New Roman" w:cs="Times New Roman"/>
+          <w:sz w:val="22"/>
+          <w:szCs w:val="22"/>
+        </w:rPr>
+        <w:t>u.v.</w:t>
+      </w:r>
+      <w:proofErr w:type="spellEnd"/>
+      <w:r>
+        <w:rPr>
+          <w:rFonts w:ascii="Times New Roman" w:hAnsi="Times New Roman" w:cs="Times New Roman"/>
+          <w:sz w:val="22"/>
+          <w:szCs w:val="22"/>
+        </w:rPr>
+        <w:t>; All commodities (C) need to exist first as a use-value (</w:t>
+      </w:r>
+      <w:proofErr w:type="spellStart"/>
+      <w:r>
+        <w:rPr>
+          <w:rFonts w:ascii="Times New Roman" w:hAnsi="Times New Roman" w:cs="Times New Roman"/>
+          <w:sz w:val="22"/>
+          <w:szCs w:val="22"/>
+        </w:rPr>
+        <w:t>u.v.</w:t>
+      </w:r>
+      <w:proofErr w:type="spellEnd"/>
+      <w:r>
+        <w:rPr>
+          <w:rFonts w:ascii="Times New Roman" w:hAnsi="Times New Roman" w:cs="Times New Roman"/>
+          <w:sz w:val="22"/>
+          <w:szCs w:val="22"/>
+        </w:rPr>
+        <w:t>)</w:t>
+      </w:r>
+    </w:p>
+    <w:p>
+      <w:pPr>
+        <w:pStyle w:val="Prrafodelista"/>
+        <w:numPr>
+          <w:ilvl w:val="0"/>
+          <w:numId w:val="2"/>
+        </w:numPr>
+        <w:spacing w:line="360" w:lineRule="auto"/>
+        <w:rPr>
+          <w:rFonts w:ascii="Times New Roman" w:hAnsi="Times New Roman" w:cs="Times New Roman"/>
+          <w:sz w:val="22"/>
+          <w:szCs w:val="22"/>
+        </w:rPr>
+      </w:pPr>
+      <w:r>
+        <w:rPr>
+          <w:rFonts w:ascii="Times New Roman" w:hAnsi="Times New Roman" w:cs="Times New Roman"/>
+          <w:sz w:val="22"/>
+          <w:szCs w:val="22"/>
+        </w:rPr>
+        <w:t xml:space="preserve">NOT ALL </w:t>
+      </w:r>
+      <w:proofErr w:type="spellStart"/>
+      <w:r>
+        <w:rPr>
+          <w:rFonts w:ascii="Times New Roman" w:hAnsi="Times New Roman" w:cs="Times New Roman"/>
+          <w:sz w:val="22"/>
+          <w:szCs w:val="22"/>
+        </w:rPr>
+        <w:t>u.v.</w:t>
+      </w:r>
+      <w:proofErr w:type="spellEnd"/>
+      <w:r>
+        <w:rPr>
+          <w:rFonts w:ascii="Times New Roman" w:hAnsi="Times New Roman" w:cs="Times New Roman"/>
+          <w:sz w:val="22"/>
+          <w:szCs w:val="22"/>
+        </w:rPr>
+        <w:t xml:space="preserve"> ϵ </w:t>
+      </w:r>
+      <w:proofErr w:type="spellStart"/>
+      <w:r>
+        <w:rPr>
+          <w:rFonts w:ascii="Times New Roman" w:hAnsi="Times New Roman" w:cs="Times New Roman"/>
+          <w:sz w:val="22"/>
+          <w:szCs w:val="22"/>
+        </w:rPr>
+        <w:t>e.v.</w:t>
+      </w:r>
+      <w:proofErr w:type="spellEnd"/>
+      <w:r>
+        <w:rPr>
+          <w:rFonts w:ascii="Times New Roman" w:hAnsi="Times New Roman" w:cs="Times New Roman"/>
+          <w:sz w:val="22"/>
+          <w:szCs w:val="22"/>
+        </w:rPr>
+        <w:tab/>
+        <w:t>; Not all use-values must/have to be converted or reduced to it exchange value form.</w:t>
+      </w:r>
+    </w:p>
+    <w:p>
+      <w:pPr>
+        <w:pStyle w:val="Prrafodelista"/>
+        <w:numPr>
+          <w:ilvl w:val="0"/>
+          <w:numId w:val="2"/>
+        </w:numPr>
+        <w:spacing w:line="360" w:lineRule="auto"/>
+        <w:rPr>
+          <w:rFonts w:ascii="Times New Roman" w:hAnsi="Times New Roman" w:cs="Times New Roman"/>
+          <w:sz w:val="22"/>
+          <w:szCs w:val="22"/>
+        </w:rPr>
+      </w:pPr>
+      <w:r>
+        <w:rPr>
+          <w:rFonts w:ascii="Times New Roman" w:hAnsi="Times New Roman" w:cs="Times New Roman"/>
+          <w:sz w:val="22"/>
+          <w:szCs w:val="22"/>
+        </w:rPr>
+        <w:t xml:space="preserve">C: </w:t>
+      </w:r>
+      <w:proofErr w:type="spellStart"/>
+      <w:r>
+        <w:rPr>
+          <w:rFonts w:ascii="Times New Roman" w:hAnsi="Times New Roman" w:cs="Times New Roman"/>
+          <w:sz w:val="22"/>
+          <w:szCs w:val="22"/>
+        </w:rPr>
+        <w:t>u.v.</w:t>
+      </w:r>
+      <w:proofErr w:type="spellEnd"/>
+      <w:r>
+        <w:rPr>
+          <w:rFonts w:ascii="Times New Roman" w:hAnsi="Times New Roman" w:cs="Times New Roman"/>
+          <w:sz w:val="22"/>
+          <w:szCs w:val="22"/>
+        </w:rPr>
+        <w:t xml:space="preserve"> AND </w:t>
+      </w:r>
+      <w:proofErr w:type="spellStart"/>
+      <w:r>
+        <w:rPr>
+          <w:rFonts w:ascii="Times New Roman" w:hAnsi="Times New Roman" w:cs="Times New Roman"/>
+          <w:sz w:val="22"/>
+          <w:szCs w:val="22"/>
+        </w:rPr>
+        <w:t>e.v.</w:t>
+      </w:r>
+      <w:proofErr w:type="spellEnd"/>
+      <w:r>
+        <w:rPr>
+          <w:rFonts w:ascii="Times New Roman" w:hAnsi="Times New Roman" w:cs="Times New Roman"/>
+          <w:sz w:val="22"/>
+          <w:szCs w:val="22"/>
+        </w:rPr>
+        <w:t>; Every commodity needs to exist first as a use-value and then be reduced to its exchange-value form.</w:t>
+      </w:r>
+    </w:p>
+    <w:p>
+      <w:pPr>
+        <w:spacing w:after="0"/>
+        <w:rPr>
+          <w:rFonts w:ascii="Times New Roman" w:eastAsia="Times New Roman" w:hAnsi="Times New Roman" w:cs="Times New Roman"/>
+        </w:rPr>
+      </w:pPr>
+    </w:p>
+    <w:p>
+      <w:pPr>
+        <w:spacing w:line="480" w:lineRule="auto"/>
+        <w:rPr>
+          <w:rFonts w:ascii="Times New Roman" w:hAnsi="Times New Roman" w:cs="Times New Roman"/>
+        </w:rPr>
+      </w:pPr>
+      <w:r>
+        <w:rPr>
+          <w:rFonts w:ascii="Times New Roman" w:hAnsi="Times New Roman" w:cs="Times New Roman"/>
+        </w:rPr>
+        <w:t xml:space="preserve">The existence of a superior metabolism, inside which any social metabolism is in Marx’s understanding, precisely in the sections where he is working on the formative value power of work oriented to the prevalence of the commodities as the material mass in which value in congealed and then consumed for the purpose of capital accumulation and profit: </w:t>
+      </w:r>
+      <w:r>
+        <w:rPr>
+          <w:rFonts w:ascii="Times New Roman" w:hAnsi="Times New Roman" w:cs="Times New Roman"/>
+        </w:rPr>
+        <w:t xml:space="preserve">“Labor is therefore NOT THE ONLY SOURCE OF MATERIAL WEALTH, i.e.: of the use-values it produces. As William Petty says: labor is the father of material wealth, the earth is it </w:t>
+      </w:r>
+      <w:r>
+        <w:rPr>
+          <w:rFonts w:ascii="Times New Roman" w:hAnsi="Times New Roman" w:cs="Times New Roman"/>
+        </w:rPr>
+        <w:lastRenderedPageBreak/>
+        <w:t>mother” (134). “A thing can be a use</w:t>
+      </w:r>
+      <w:r>
+        <w:rPr>
+          <w:rFonts w:ascii="Times New Roman" w:hAnsi="Times New Roman" w:cs="Times New Roman"/>
+        </w:rPr>
+        <w:t>-</w:t>
+      </w:r>
+      <w:r>
+        <w:rPr>
+          <w:rFonts w:ascii="Times New Roman" w:hAnsi="Times New Roman" w:cs="Times New Roman"/>
+        </w:rPr>
+        <w:t>value without being value. AS IT IS NOT MEDIATED through labor. Air, virgin soil, natural meadows, unplanted forests” (131).</w:t>
       </w:r>
     </w:p>
     <w:p>
@@ -127,19 +499,7 @@
         <w:rPr>
           <w:rFonts w:ascii="Times New Roman" w:hAnsi="Times New Roman" w:cs="Times New Roman"/>
         </w:rPr>
-        <w:t>In this point, the easy imagination of idealist philosophers would state using quotes of Marx, that the process of production of the means of life or subsistence is a Marxist dogma, its not, its just an economic assumption or simplification used and continued by Marx for the development of his theory of the formation of value -exposed in some extent in Part I of Capital Book 1)-.</w:t>
-      </w:r>
-      <w:r>
-        <w:rPr>
-          <w:rFonts w:ascii="Times New Roman" w:hAnsi="Times New Roman" w:cs="Times New Roman"/>
-        </w:rPr>
-        <w:t xml:space="preserve"> </w:t>
-      </w:r>
-      <w:r>
-        <w:rPr>
-          <w:rFonts w:ascii="Times New Roman" w:hAnsi="Times New Roman" w:cs="Times New Roman"/>
-        </w:rPr>
-        <w:t>The distinction between use-values non-mediated by work and use-values produced by it is relevant because it is recognizing a superior metabolism from the social metabolism. This superior metabolism created use-values that are not use-values but are treated as if them are. A lagoon, an unplanted forest, a species of the nature being, are not mediated by the work process but mediated by the natural formation of this "thing" that is material of value.</w:t>
+        <w:t>This superior metabolism created use-values that are not use-values but are treated as if them are. A lagoon, an unplanted forest, a species of the nature being, are not mediated by the work process but mediated by the natural formation of this "thing" that is material of value.</w:t>
       </w:r>
     </w:p>
     <w:p>
@@ -154,7 +514,31 @@
         <w:rPr>
           <w:rFonts w:ascii="Times New Roman" w:hAnsi="Times New Roman" w:cs="Times New Roman"/>
         </w:rPr>
-        <w:t xml:space="preserve">Apart from the superior metabolism which is in the background of capitalist production, as particularly mediated by the formative power of work. What is hidden in "values", as use-values, as commodities, is not only the valorization of work as creative forces of values, </w:t>
+        <w:t xml:space="preserve">Apart from the </w:t>
+      </w:r>
+      <w:r>
+        <w:rPr>
+          <w:rFonts w:ascii="Times New Roman" w:hAnsi="Times New Roman" w:cs="Times New Roman"/>
+        </w:rPr>
+        <w:t xml:space="preserve">superior </w:t>
+      </w:r>
+      <w:r>
+        <w:rPr>
+          <w:rFonts w:ascii="Times New Roman" w:hAnsi="Times New Roman" w:cs="Times New Roman"/>
+        </w:rPr>
+        <w:t>metabolism which is in the background of capitalist production as particularly mediated by the formative power of work</w:t>
+      </w:r>
+      <w:r>
+        <w:rPr>
+          <w:rFonts w:ascii="Times New Roman" w:hAnsi="Times New Roman" w:cs="Times New Roman"/>
+        </w:rPr>
+        <w:t xml:space="preserve"> as a particular form of social metabolism</w:t>
+      </w:r>
+      <w:r>
+        <w:rPr>
+          <w:rFonts w:ascii="Times New Roman" w:hAnsi="Times New Roman" w:cs="Times New Roman"/>
+        </w:rPr>
+        <w:t xml:space="preserve">. What is hidden in "values", as use-values, as commodities, is not only the valorization of work as creative forces of values, </w:t>
       </w:r>
       <w:r>
         <w:rPr>
@@ -178,14 +562,55 @@
         <w:rPr>
           <w:rFonts w:ascii="Times New Roman" w:hAnsi="Times New Roman" w:cs="Times New Roman"/>
         </w:rPr>
-        <w:t xml:space="preserve">This premise is important because it allows the recognition of the real absolute composition of surplus value, not only as unpaid concrete labor. The reduction of the composition of surplus value to some individualized non-paid concrete work of a human being in a </w:t>
-      </w:r>
-      <w:r>
-        <w:rPr>
-          <w:rFonts w:ascii="Times New Roman" w:hAnsi="Times New Roman" w:cs="Times New Roman"/>
-        </w:rPr>
-        <w:lastRenderedPageBreak/>
-        <w:t>workshop, field, or industrial building of whichever activity, is a conveniently aimed reduction of the nature of profit produced by capitalist exploitation, because it reduces the sources of surplus value to the unpaid work portion of the money-capial augmented accumulated as profit.</w:t>
+        <w:t xml:space="preserve">This premise is important because it allows the recognition of the real absolute composition of surplus value, not only as unpaid concrete labor. The reduction of the composition of surplus value to some individualized non-paid concrete work of a human being in a workshop, field, or industrial building of whichever activity, is a conveniently aimed reduction of the nature of profit produced by </w:t>
+      </w:r>
+      <w:r>
+        <w:rPr>
+          <w:rFonts w:ascii="Times New Roman" w:hAnsi="Times New Roman" w:cs="Times New Roman"/>
+        </w:rPr>
+        <w:t>capitalists’</w:t>
+      </w:r>
+      <w:r>
+        <w:rPr>
+          <w:rFonts w:ascii="Times New Roman" w:hAnsi="Times New Roman" w:cs="Times New Roman"/>
+        </w:rPr>
+        <w:t xml:space="preserve"> exploitation, because it reduces the sources of surplus value to the unpaid work</w:t>
+      </w:r>
+      <w:r>
+        <w:rPr>
+          <w:rFonts w:ascii="Times New Roman" w:hAnsi="Times New Roman" w:cs="Times New Roman"/>
+        </w:rPr>
+        <w:t xml:space="preserve"> as a</w:t>
+      </w:r>
+      <w:r>
+        <w:rPr>
+          <w:rFonts w:ascii="Times New Roman" w:hAnsi="Times New Roman" w:cs="Times New Roman"/>
+        </w:rPr>
+        <w:t xml:space="preserve"> portion of the money-</w:t>
+      </w:r>
+      <w:r>
+        <w:rPr>
+          <w:rFonts w:ascii="Times New Roman" w:hAnsi="Times New Roman" w:cs="Times New Roman"/>
+        </w:rPr>
+        <w:t>capital</w:t>
+      </w:r>
+      <w:r>
+        <w:rPr>
+          <w:rFonts w:ascii="Times New Roman" w:hAnsi="Times New Roman" w:cs="Times New Roman"/>
+        </w:rPr>
+        <w:t xml:space="preserve"> augmented </w:t>
+      </w:r>
+      <w:r>
+        <w:rPr>
+          <w:rFonts w:ascii="Times New Roman" w:hAnsi="Times New Roman" w:cs="Times New Roman"/>
+        </w:rPr>
+        <w:t xml:space="preserve">and </w:t>
+      </w:r>
+      <w:r>
+        <w:rPr>
+          <w:rFonts w:ascii="Times New Roman" w:hAnsi="Times New Roman" w:cs="Times New Roman"/>
+        </w:rPr>
+        <w:t>accumulated as profit.</w:t>
       </w:r>
     </w:p>
     <w:p>
@@ -248,7 +673,14 @@
         <w:rPr>
           <w:rFonts w:ascii="Times New Roman" w:hAnsi="Times New Roman" w:cs="Times New Roman"/>
         </w:rPr>
-        <w:t xml:space="preserve"> and anything else. This totalitarian reduction of humans as worker machines is also real, absolute</w:t>
+        <w:t xml:space="preserve"> and anything </w:t>
+      </w:r>
+      <w:r>
+        <w:rPr>
+          <w:rFonts w:ascii="Times New Roman" w:hAnsi="Times New Roman" w:cs="Times New Roman"/>
+        </w:rPr>
+        <w:lastRenderedPageBreak/>
+        <w:t>else. This totalitarian reduction of humans as worker machines is also real, absolute</w:t>
       </w:r>
       <w:r>
         <w:rPr>
@@ -386,110 +818,140 @@
         <w:rPr>
           <w:rFonts w:ascii="Times New Roman" w:hAnsi="Times New Roman" w:cs="Times New Roman"/>
         </w:rPr>
+        <w:t xml:space="preserve">The quantified qualities of a nature being are always a reductive abstraction of the aimed desirable properties of it to the purposes of who is executing the knowledge or praxis of dominance and exploitation. In this abstract point, which constitutes a premise for the development of Marx analysis of commodities, for me, doesn't matter if this manner of existence or mode of relational being </w:t>
+      </w:r>
+      <w:r>
+        <w:rPr>
+          <w:rFonts w:ascii="Times New Roman" w:hAnsi="Times New Roman" w:cs="Times New Roman"/>
+        </w:rPr>
+        <w:t>by</w:t>
+      </w:r>
+      <w:r>
+        <w:rPr>
+          <w:rFonts w:ascii="Times New Roman" w:hAnsi="Times New Roman" w:cs="Times New Roman"/>
+        </w:rPr>
+        <w:t xml:space="preserve"> sublimating/becom</w:t>
+      </w:r>
+      <w:r>
+        <w:rPr>
+          <w:rFonts w:ascii="Times New Roman" w:hAnsi="Times New Roman" w:cs="Times New Roman"/>
+        </w:rPr>
+        <w:t>ing</w:t>
+      </w:r>
+      <w:r>
+        <w:rPr>
+          <w:rFonts w:ascii="Times New Roman" w:hAnsi="Times New Roman" w:cs="Times New Roman"/>
+        </w:rPr>
+        <w:t xml:space="preserve"> is executed for </w:t>
+      </w:r>
+      <w:r>
+        <w:rPr>
+          <w:rFonts w:ascii="Times New Roman" w:hAnsi="Times New Roman" w:cs="Times New Roman"/>
+        </w:rPr>
+        <w:t xml:space="preserve">a </w:t>
+      </w:r>
+      <w:r>
+        <w:rPr>
+          <w:rFonts w:ascii="Times New Roman" w:hAnsi="Times New Roman" w:cs="Times New Roman"/>
+        </w:rPr>
+        <w:t xml:space="preserve">survivor </w:t>
+      </w:r>
+      <w:r>
+        <w:rPr>
+          <w:rFonts w:ascii="Times New Roman" w:hAnsi="Times New Roman" w:cs="Times New Roman"/>
+        </w:rPr>
+        <w:t>against the hostility of nature as a reality</w:t>
+      </w:r>
+      <w:r>
+        <w:rPr>
+          <w:rFonts w:ascii="Times New Roman" w:hAnsi="Times New Roman" w:cs="Times New Roman"/>
+        </w:rPr>
+        <w:t>,</w:t>
+      </w:r>
+      <w:r>
+        <w:rPr>
+          <w:rFonts w:ascii="Times New Roman" w:hAnsi="Times New Roman" w:cs="Times New Roman"/>
+        </w:rPr>
+        <w:t xml:space="preserve"> </w:t>
+      </w:r>
+      <w:r>
+        <w:rPr>
+          <w:rFonts w:ascii="Times New Roman" w:hAnsi="Times New Roman" w:cs="Times New Roman"/>
+        </w:rPr>
+        <w:t>or</w:t>
+      </w:r>
+      <w:r>
+        <w:rPr>
+          <w:rFonts w:ascii="Times New Roman" w:hAnsi="Times New Roman" w:cs="Times New Roman"/>
+        </w:rPr>
+        <w:t xml:space="preserve"> of other oriented</w:t>
+      </w:r>
+      <w:r>
+        <w:rPr>
+          <w:rFonts w:ascii="Times New Roman" w:hAnsi="Times New Roman" w:cs="Times New Roman"/>
+        </w:rPr>
+        <w:t xml:space="preserve"> </w:t>
+      </w:r>
+      <w:r>
+        <w:rPr>
+          <w:rFonts w:ascii="Times New Roman" w:hAnsi="Times New Roman" w:cs="Times New Roman"/>
+        </w:rPr>
+        <w:t>to produce</w:t>
+      </w:r>
+      <w:r>
+        <w:rPr>
+          <w:rFonts w:ascii="Times New Roman" w:hAnsi="Times New Roman" w:cs="Times New Roman"/>
+        </w:rPr>
+        <w:t xml:space="preserve"> profits.</w:t>
+      </w:r>
+      <w:r>
+        <w:rPr>
+          <w:rFonts w:ascii="Times New Roman" w:hAnsi="Times New Roman" w:cs="Times New Roman"/>
+        </w:rPr>
+        <w:t xml:space="preserve"> </w:t>
+      </w:r>
+      <w:r>
+        <w:rPr>
+          <w:rFonts w:ascii="Times New Roman" w:hAnsi="Times New Roman" w:cs="Times New Roman"/>
+        </w:rPr>
+        <w:t>The transformation of every nature being, every external and independent existence for the purposes or enjoyment of other self-being</w:t>
+      </w:r>
+      <w:r>
+        <w:rPr>
+          <w:rFonts w:ascii="Times New Roman" w:hAnsi="Times New Roman" w:cs="Times New Roman"/>
+        </w:rPr>
+        <w:t>,</w:t>
+      </w:r>
+      <w:r>
+        <w:rPr>
+          <w:rFonts w:ascii="Times New Roman" w:hAnsi="Times New Roman" w:cs="Times New Roman"/>
+        </w:rPr>
+        <w:t xml:space="preserve"> is an expansive and compulsive process of capitalism as a system aimed for capitalists</w:t>
+      </w:r>
+      <w:r>
+        <w:rPr>
+          <w:rFonts w:ascii="Times New Roman" w:hAnsi="Times New Roman" w:cs="Times New Roman"/>
+        </w:rPr>
+        <w:t xml:space="preserve"> </w:t>
+      </w:r>
+      <w:r>
+        <w:rPr>
+          <w:rFonts w:ascii="Times New Roman" w:hAnsi="Times New Roman" w:cs="Times New Roman"/>
+        </w:rPr>
+        <w:t>acknowledged and meditated process of</w:t>
+      </w:r>
+      <w:r>
+        <w:rPr>
+          <w:rFonts w:ascii="Times New Roman" w:hAnsi="Times New Roman" w:cs="Times New Roman"/>
+        </w:rPr>
+        <w:t xml:space="preserve"> </w:t>
+      </w:r>
+      <w:r>
+        <w:rPr>
+          <w:rFonts w:ascii="Times New Roman" w:hAnsi="Times New Roman" w:cs="Times New Roman"/>
+        </w:rPr>
         <w:lastRenderedPageBreak/>
-        <w:t xml:space="preserve">The quantified qualities of a nature being are always a reductive abstraction of the aimed desirable properties of it to the purposes of who is executing the knowledge or praxis of dominance and exploitation. In this abstract point, which constitutes a premise for the development of Marx analysis of commodities, for me, doesn't matter if this manner of existence or mode of relational being </w:t>
-      </w:r>
-      <w:r>
-        <w:rPr>
-          <w:rFonts w:ascii="Times New Roman" w:hAnsi="Times New Roman" w:cs="Times New Roman"/>
-        </w:rPr>
-        <w:t>by</w:t>
-      </w:r>
-      <w:r>
-        <w:rPr>
-          <w:rFonts w:ascii="Times New Roman" w:hAnsi="Times New Roman" w:cs="Times New Roman"/>
-        </w:rPr>
-        <w:t xml:space="preserve"> sublimating/becom</w:t>
-      </w:r>
-      <w:r>
-        <w:rPr>
-          <w:rFonts w:ascii="Times New Roman" w:hAnsi="Times New Roman" w:cs="Times New Roman"/>
-        </w:rPr>
-        <w:t>ing</w:t>
-      </w:r>
-      <w:r>
-        <w:rPr>
-          <w:rFonts w:ascii="Times New Roman" w:hAnsi="Times New Roman" w:cs="Times New Roman"/>
-        </w:rPr>
-        <w:t xml:space="preserve"> is executed for </w:t>
-      </w:r>
-      <w:r>
-        <w:rPr>
-          <w:rFonts w:ascii="Times New Roman" w:hAnsi="Times New Roman" w:cs="Times New Roman"/>
-        </w:rPr>
-        <w:t xml:space="preserve">a </w:t>
-      </w:r>
-      <w:r>
-        <w:rPr>
-          <w:rFonts w:ascii="Times New Roman" w:hAnsi="Times New Roman" w:cs="Times New Roman"/>
-        </w:rPr>
-        <w:t xml:space="preserve">survivor </w:t>
-      </w:r>
-      <w:r>
-        <w:rPr>
-          <w:rFonts w:ascii="Times New Roman" w:hAnsi="Times New Roman" w:cs="Times New Roman"/>
-        </w:rPr>
-        <w:t xml:space="preserve">against the hostility of nature as a reality </w:t>
-      </w:r>
-      <w:r>
-        <w:rPr>
-          <w:rFonts w:ascii="Times New Roman" w:hAnsi="Times New Roman" w:cs="Times New Roman"/>
-        </w:rPr>
-        <w:t xml:space="preserve">or </w:t>
-      </w:r>
-      <w:r>
-        <w:rPr>
-          <w:rFonts w:ascii="Times New Roman" w:hAnsi="Times New Roman" w:cs="Times New Roman"/>
-        </w:rPr>
-        <w:t>to produce</w:t>
-      </w:r>
-      <w:r>
-        <w:rPr>
-          <w:rFonts w:ascii="Times New Roman" w:hAnsi="Times New Roman" w:cs="Times New Roman"/>
-        </w:rPr>
-        <w:t xml:space="preserve"> profits.</w:t>
-      </w:r>
-      <w:r>
-        <w:rPr>
-          <w:rFonts w:ascii="Times New Roman" w:hAnsi="Times New Roman" w:cs="Times New Roman"/>
-        </w:rPr>
-        <w:t xml:space="preserve"> </w:t>
-      </w:r>
-      <w:r>
-        <w:rPr>
-          <w:rFonts w:ascii="Times New Roman" w:hAnsi="Times New Roman" w:cs="Times New Roman"/>
-        </w:rPr>
-        <w:t>The transformation of every nature being, every external and independent existence for the purposes or enjoyment of other self-being</w:t>
-      </w:r>
-      <w:r>
-        <w:rPr>
-          <w:rFonts w:ascii="Times New Roman" w:hAnsi="Times New Roman" w:cs="Times New Roman"/>
-        </w:rPr>
-        <w:t>,</w:t>
-      </w:r>
-      <w:r>
-        <w:rPr>
-          <w:rFonts w:ascii="Times New Roman" w:hAnsi="Times New Roman" w:cs="Times New Roman"/>
-        </w:rPr>
-        <w:t xml:space="preserve"> is an expansive and compulsive process of capitalism as a system aimed for capitalists</w:t>
-      </w:r>
-      <w:r>
-        <w:rPr>
-          <w:rFonts w:ascii="Times New Roman" w:hAnsi="Times New Roman" w:cs="Times New Roman"/>
-        </w:rPr>
-        <w:t xml:space="preserve"> </w:t>
-      </w:r>
-      <w:r>
-        <w:rPr>
-          <w:rFonts w:ascii="Times New Roman" w:hAnsi="Times New Roman" w:cs="Times New Roman"/>
-        </w:rPr>
-        <w:t>acknowledged and meditated process of</w:t>
-      </w:r>
-      <w:r>
-        <w:rPr>
-          <w:rFonts w:ascii="Times New Roman" w:hAnsi="Times New Roman" w:cs="Times New Roman"/>
-        </w:rPr>
-        <w:t xml:space="preserve"> accumulation</w:t>
+        <w:t>accumulation</w:t>
       </w:r>
       <w:r>
         <w:rPr>
@@ -522,7 +984,55 @@
         <w:rPr>
           <w:rFonts w:ascii="Times New Roman" w:hAnsi="Times New Roman" w:cs="Times New Roman"/>
         </w:rPr>
-        <w:t xml:space="preserve">Extracting value from every being and everywhere with the incessant voracity of capitalists violence using every being human or not for their reproduction. This is what the process of alienation is also, a non-human praxis. Its not human because if not a praxis of species in general, self-destruction is a feature of social formations and specifically fatal in capitalism. The socialization of agony is the other face of the sublimating capacity of abstraction from the external and independent reality used by concrete self-consciusness. </w:t>
+        <w:t xml:space="preserve">Extracting value from every being and everywhere with the incessant voracity of </w:t>
+      </w:r>
+      <w:r>
+        <w:rPr>
+          <w:rFonts w:ascii="Times New Roman" w:hAnsi="Times New Roman" w:cs="Times New Roman"/>
+        </w:rPr>
+        <w:t>capitalists’</w:t>
+      </w:r>
+      <w:r>
+        <w:rPr>
+          <w:rFonts w:ascii="Times New Roman" w:hAnsi="Times New Roman" w:cs="Times New Roman"/>
+        </w:rPr>
+        <w:t xml:space="preserve"> violence using every being</w:t>
+      </w:r>
+      <w:r>
+        <w:rPr>
+          <w:rFonts w:ascii="Times New Roman" w:hAnsi="Times New Roman" w:cs="Times New Roman"/>
+        </w:rPr>
+        <w:t>,</w:t>
+      </w:r>
+      <w:r>
+        <w:rPr>
+          <w:rFonts w:ascii="Times New Roman" w:hAnsi="Times New Roman" w:cs="Times New Roman"/>
+        </w:rPr>
+        <w:t xml:space="preserve"> human or not</w:t>
+      </w:r>
+      <w:r>
+        <w:rPr>
+          <w:rFonts w:ascii="Times New Roman" w:hAnsi="Times New Roman" w:cs="Times New Roman"/>
+        </w:rPr>
+        <w:t>,</w:t>
+      </w:r>
+      <w:r>
+        <w:rPr>
+          <w:rFonts w:ascii="Times New Roman" w:hAnsi="Times New Roman" w:cs="Times New Roman"/>
+        </w:rPr>
+        <w:t xml:space="preserve"> for </w:t>
+      </w:r>
+      <w:r>
+        <w:rPr>
+          <w:rFonts w:ascii="Times New Roman" w:hAnsi="Times New Roman" w:cs="Times New Roman"/>
+        </w:rPr>
+        <w:t>its</w:t>
+      </w:r>
+      <w:r>
+        <w:rPr>
+          <w:rFonts w:ascii="Times New Roman" w:hAnsi="Times New Roman" w:cs="Times New Roman"/>
+        </w:rPr>
+        <w:t xml:space="preserve"> reproduction. This is what the process of alienation is also, a non-human praxis. Its not human because if not a praxis of species in general, self-destruction is a feature of social formations and specifically fatal in capitalism. The socialization of agony is the other face of the sublimating capacity of abstraction from the external and independent reality used by concrete self-consciusness. </w:t>
       </w:r>
       <w:r>
         <w:rPr>
@@ -588,14 +1098,7 @@
         <w:rPr>
           <w:rFonts w:ascii="Times New Roman" w:hAnsi="Times New Roman" w:cs="Times New Roman"/>
         </w:rPr>
-        <w:t xml:space="preserve"> humans and every nature being. This negative dialectic is realized by the the reproduction of capitalism as an expansive violent process of reduction of every being, human and not only human, for the purpose of the production of wealth. Which wealth? Well, it's the wealth formed, concretely produced by the exploitations of nature and human </w:t>
-      </w:r>
-      <w:r>
-        <w:rPr>
-          <w:rFonts w:ascii="Times New Roman" w:hAnsi="Times New Roman" w:cs="Times New Roman"/>
-        </w:rPr>
-        <w:lastRenderedPageBreak/>
-        <w:t>life, to the process of reproduction of profits derived from the incessant production and amassment of commodities and its realization in money-capital augmented.</w:t>
+        <w:t xml:space="preserve"> humans and every nature being. This negative dialectic is realized by the the reproduction of capitalism as an expansive violent process of reduction of every being, human and not only human, for the purpose of the production of wealth. Which wealth? Well, it's the wealth formed, concretely produced by the exploitations of nature and human life, to the process of reproduction of profits derived from the incessant production and amassment of commodities and its realization in money-capital augmented.</w:t>
       </w:r>
     </w:p>
     <w:p>
@@ -610,7 +1113,32 @@
         <w:rPr>
           <w:rFonts w:ascii="Times New Roman" w:hAnsi="Times New Roman" w:cs="Times New Roman"/>
         </w:rPr>
-        <w:t>Marx is using a "bridge" left by Adam Smith which is employing the labor (not work) time as a measure from which two exchange values are related. This reduction of the exchange value of a use-value in terms of the proxy magnitude of time consumed for its production, reveals that the valorization process created by the work embodied in those commodities is at itself a determined abstraction with aimed to create profits, a measurement and equivalence made with the purpose of quantification of different qualities as homogeneous mass of congealed labor embodied in the produced commodities as a magnitude of exchange value ready to be processed as ultimate profit in the circuit of capital accumulation.</w:t>
+        <w:t>Marx is using a "bridge" left by Adam Smith which is employing the labor (not work) time as a measure from which two exchange values are related. This reduction of the use-value</w:t>
+      </w:r>
+      <w:r>
+        <w:rPr>
+          <w:rFonts w:ascii="Times New Roman" w:hAnsi="Times New Roman" w:cs="Times New Roman"/>
+        </w:rPr>
+        <w:t>s as exchange-values</w:t>
+      </w:r>
+      <w:r>
+        <w:rPr>
+          <w:rFonts w:ascii="Times New Roman" w:hAnsi="Times New Roman" w:cs="Times New Roman"/>
+        </w:rPr>
+        <w:t xml:space="preserve"> in terms of the proxy magnitude of time consumed for its production, reveals that the valorization process created by the work embodied in those commodities is itself a determined abstraction with aimed to create profits, a measurement and equivalence made with the purpose of quantification of different qualities as homogeneous mass of </w:t>
+      </w:r>
+      <w:r>
+        <w:rPr>
+          <w:rFonts w:ascii="Times New Roman" w:hAnsi="Times New Roman" w:cs="Times New Roman"/>
+        </w:rPr>
+        <w:lastRenderedPageBreak/>
+        <w:t>congealed labor embodied in the produced commodities as a magnitude of exchange value ready to be processed as ultimate profit in the circuit of capital accumulation.</w:t>
+      </w:r>
+      <w:r>
+        <w:rPr>
+          <w:rFonts w:ascii="Times New Roman" w:hAnsi="Times New Roman" w:cs="Times New Roman"/>
+        </w:rPr>
+        <w:t xml:space="preserve"> </w:t>
       </w:r>
     </w:p>
     <w:p>
@@ -625,19 +1153,39 @@
         <w:rPr>
           <w:rFonts w:ascii="Times New Roman" w:hAnsi="Times New Roman" w:cs="Times New Roman"/>
         </w:rPr>
-        <w:t>The second violent abstraction which is hidden in the capitalist production is the treatment of every use-value as an exchange value. The reason of this statement is not a condition of human existence, neither of the existence of any other species. What is this other dialectic movement? It's aimed too? Definitely. The reduction of every use-value to its exchange value form implies "the commercial knowledge of the commodity" (131). This means that every use-value reduced as a commodity implies the reduction of its value to the magnitude of exchange value. In this manner every use-value must be reduced to its exchange value form to be then instrumented as a commodity for the purposes of profit reproduction</w:t>
-      </w:r>
-      <w:r>
-        <w:rPr>
-          <w:rFonts w:ascii="Times New Roman" w:hAnsi="Times New Roman" w:cs="Times New Roman"/>
-        </w:rPr>
-        <w:t xml:space="preserve"> (p)</w:t>
-      </w:r>
-      <w:r>
-        <w:rPr>
-          <w:rFonts w:ascii="Times New Roman" w:hAnsi="Times New Roman" w:cs="Times New Roman"/>
-        </w:rPr>
-        <w:t xml:space="preserve"> and capital accumulation.</w:t>
+        <w:t xml:space="preserve">Marx statements made to reveal the mechanisms and processes of the creation of </w:t>
+      </w:r>
+      <w:proofErr w:type="gramStart"/>
+      <w:r>
+        <w:rPr>
+          <w:rFonts w:ascii="Times New Roman" w:hAnsi="Times New Roman" w:cs="Times New Roman"/>
+        </w:rPr>
+        <w:t>capitalists</w:t>
+      </w:r>
+      <w:proofErr w:type="gramEnd"/>
+      <w:r>
+        <w:rPr>
+          <w:rFonts w:ascii="Times New Roman" w:hAnsi="Times New Roman" w:cs="Times New Roman"/>
+        </w:rPr>
+        <w:t xml:space="preserve"> wealth hidden in the embodiment of every commodity, are</w:t>
+      </w:r>
+      <w:r>
+        <w:rPr>
+          <w:rFonts w:ascii="Times New Roman" w:hAnsi="Times New Roman" w:cs="Times New Roman"/>
+        </w:rPr>
+        <w:t xml:space="preserve"> NOT</w:t>
+      </w:r>
+      <w:r>
+        <w:rPr>
+          <w:rFonts w:ascii="Times New Roman" w:hAnsi="Times New Roman" w:cs="Times New Roman"/>
+        </w:rPr>
+        <w:t xml:space="preserve"> exposing natural, essentially social or minimum technical assumptions for social reproduction, he is denouncing that all this ideas, dogmas, are part of an instrumental “theory” for capital accumulation completely oriented, aimed, and still in operation for the purposes of anyone else but of the capitalists</w:t>
+      </w:r>
+      <w:r>
+        <w:rPr>
+          <w:rFonts w:ascii="Times New Roman" w:hAnsi="Times New Roman" w:cs="Times New Roman"/>
+        </w:rPr>
+        <w:t>.</w:t>
       </w:r>
     </w:p>
     <w:p>
@@ -652,33 +1200,25 @@
         <w:rPr>
           <w:rFonts w:ascii="Times New Roman" w:hAnsi="Times New Roman" w:cs="Times New Roman"/>
         </w:rPr>
-        <w:t xml:space="preserve">A third violent abstraction from which capitalism as a system depends is the reduction of the concrete work involved in the production of every use-value to the amount or quantity of abstract labor expressed as the magnitude of exchange value for every commodity. This </w:t>
-      </w:r>
-      <w:r>
-        <w:rPr>
-          <w:rFonts w:ascii="Times New Roman" w:hAnsi="Times New Roman" w:cs="Times New Roman"/>
-        </w:rPr>
-        <w:lastRenderedPageBreak/>
-        <w:t>reduction of the concrete work, real life expended in time as a post-tempore and arbitrary measurement of the amount of abstract socially necessary labor proxy time, NOT ONLY hide the homogenization of the concrete work of different qualities as a mass of individualized congealed quantities of labor embodied in the commodities, already prone for its realization as cumulative augmented money-capital (M</w:t>
-      </w:r>
-      <w:r>
-        <w:rPr>
-          <w:rFonts w:ascii="Times New Roman" w:hAnsi="Times New Roman" w:cs="Times New Roman"/>
-        </w:rPr>
-        <w:t>’</w:t>
-      </w:r>
-      <w:r>
-        <w:rPr>
-          <w:rFonts w:ascii="Times New Roman" w:hAnsi="Times New Roman" w:cs="Times New Roman"/>
-        </w:rPr>
-        <w:t>) through the consumption of their commodity-capital (C) form (MCM' simple circuit of accumulation).</w:t>
-      </w:r>
-      <w:r>
-        <w:rPr>
-          <w:rFonts w:ascii="Times New Roman" w:hAnsi="Times New Roman" w:cs="Times New Roman"/>
-        </w:rPr>
-        <w:br/>
-        <w:t>The reduction of concrete work to abstract labor, useful for the capitalists (profit seeking) aims of the exchange of commodities, its violent because it is reducing the value of every use-value commercialized as a commodity to the individualized human labor employed in its production.</w:t>
+        <w:t>The second violent abstraction which is hidden in the capitalist production is the treatment of every use-value as an exchange value. The reason of this statement is not a condition of human existence, neither of the existence of any other species. What is this other dialectic movement? It's aimed too? Definitely. The reduction of every use-value to its exchange value form implies "the commercial knowledge of the commodity" (131). This means that every use-value reduced as a commodity implies the reduction of its value to the magnitude of exchange value</w:t>
+      </w:r>
+      <w:r>
+        <w:rPr>
+          <w:rFonts w:ascii="Times New Roman" w:hAnsi="Times New Roman" w:cs="Times New Roman"/>
+        </w:rPr>
+        <w:t>, measured as “homogenous MASS of human labor power” (129)</w:t>
+      </w:r>
+      <w:r>
+        <w:rPr>
+          <w:rFonts w:ascii="Times New Roman" w:hAnsi="Times New Roman" w:cs="Times New Roman"/>
+        </w:rPr>
+        <w:t>.</w:t>
+      </w:r>
+      <w:r>
+        <w:rPr>
+          <w:rFonts w:ascii="Times New Roman" w:hAnsi="Times New Roman" w:cs="Times New Roman"/>
+        </w:rPr>
+        <w:t xml:space="preserve"> </w:t>
       </w:r>
     </w:p>
     <w:p>
@@ -693,7 +1233,19 @@
         <w:rPr>
           <w:rFonts w:ascii="Times New Roman" w:hAnsi="Times New Roman" w:cs="Times New Roman"/>
         </w:rPr>
-        <w:t>Conclusions</w:t>
+        <w:t xml:space="preserve"> In this manner every use-value must be reduced to its exchange value form to be then instrumented as a commodity for the purposes of profit reproduction</w:t>
+      </w:r>
+      <w:r>
+        <w:rPr>
+          <w:rFonts w:ascii="Times New Roman" w:hAnsi="Times New Roman" w:cs="Times New Roman"/>
+        </w:rPr>
+        <w:t xml:space="preserve"> (p)</w:t>
+      </w:r>
+      <w:r>
+        <w:rPr>
+          <w:rFonts w:ascii="Times New Roman" w:hAnsi="Times New Roman" w:cs="Times New Roman"/>
+        </w:rPr>
+        <w:t xml:space="preserve"> and capital accumulation.</w:t>
       </w:r>
     </w:p>
     <w:p>
@@ -708,7 +1260,33 @@
         <w:rPr>
           <w:rFonts w:ascii="Times New Roman" w:hAnsi="Times New Roman" w:cs="Times New Roman"/>
         </w:rPr>
-        <w:t xml:space="preserve">These violent abstractions summarized here are completely aimed -and hidden- for the functioning of capitalism. But can be presented as contradictions in Marxism theory development, or a revisionist exercise. </w:t>
+        <w:t>In Marx’s quotes:</w:t>
+      </w:r>
+    </w:p>
+    <w:p>
+      <w:pPr>
+        <w:pStyle w:val="Textodebloque"/>
+        <w:rPr>
+          <w:rFonts w:ascii="Times New Roman" w:hAnsi="Times New Roman" w:cs="Times New Roman"/>
+        </w:rPr>
+      </w:pPr>
+      <w:r>
+        <w:rPr>
+          <w:rFonts w:ascii="Times New Roman" w:hAnsi="Times New Roman" w:cs="Times New Roman"/>
+        </w:rPr>
+        <w:t>“Exchange value APPEARS first of all as the quantitative relation, the proportion, in which use-values of one kind exchange for use-values of another kind” (126).</w:t>
+      </w:r>
+      <w:r>
+        <w:rPr>
+          <w:rFonts w:ascii="Times New Roman" w:hAnsi="Times New Roman" w:cs="Times New Roman"/>
+        </w:rPr>
+        <w:t xml:space="preserve"> </w:t>
+      </w:r>
+      <w:r>
+        <w:rPr>
+          <w:rFonts w:ascii="Times New Roman" w:hAnsi="Times New Roman" w:cs="Times New Roman"/>
+        </w:rPr>
+        <w:t>“Exchange value APPEARS to be […] SEEN AS intrinsic value […] an exchange value […] inseparably connected with the commodity” (126).</w:t>
       </w:r>
     </w:p>
     <w:p>
@@ -723,6 +1301,740 @@
         <w:rPr>
           <w:rFonts w:ascii="Times New Roman" w:hAnsi="Times New Roman" w:cs="Times New Roman"/>
         </w:rPr>
+        <w:t>We can summarize these as:</w:t>
+      </w:r>
+    </w:p>
+    <w:p>
+      <w:pPr>
+        <w:pStyle w:val="Textoindependiente"/>
+        <w:spacing w:line="480" w:lineRule="auto"/>
+        <w:rPr>
+          <w:rFonts w:ascii="Times New Roman" w:hAnsi="Times New Roman" w:cs="Times New Roman"/>
+        </w:rPr>
+      </w:pPr>
+      <w:r>
+        <w:rPr>
+          <w:rFonts w:ascii="Times New Roman" w:hAnsi="Times New Roman" w:cs="Times New Roman"/>
+        </w:rPr>
+        <w:lastRenderedPageBreak/>
+        <w:t xml:space="preserve">In an exchange relation: </w:t>
+      </w:r>
+      <w:proofErr w:type="spellStart"/>
+      <w:r>
+        <w:rPr>
+          <w:rFonts w:ascii="Times New Roman" w:hAnsi="Times New Roman" w:cs="Times New Roman"/>
+        </w:rPr>
+        <w:t>u.v.</w:t>
+      </w:r>
+      <w:proofErr w:type="spellEnd"/>
+      <w:r>
+        <w:rPr>
+          <w:rFonts w:ascii="Times New Roman" w:hAnsi="Times New Roman" w:cs="Times New Roman"/>
+        </w:rPr>
+        <w:t xml:space="preserve"> wheat</w:t>
+      </w:r>
+      <w:r>
+        <w:rPr>
+          <w:rFonts w:ascii="Times New Roman" w:hAnsi="Times New Roman" w:cs="Times New Roman"/>
+        </w:rPr>
+        <w:t xml:space="preserve"> (</w:t>
+      </w:r>
+      <w:proofErr w:type="gramStart"/>
+      <w:r>
+        <w:rPr>
+          <w:rFonts w:ascii="Times New Roman" w:hAnsi="Times New Roman" w:cs="Times New Roman"/>
+        </w:rPr>
+        <w:t>i.e.</w:t>
+      </w:r>
+      <w:proofErr w:type="gramEnd"/>
+      <w:r>
+        <w:rPr>
+          <w:rFonts w:ascii="Times New Roman" w:hAnsi="Times New Roman" w:cs="Times New Roman"/>
+        </w:rPr>
+        <w:t xml:space="preserve"> </w:t>
+      </w:r>
+      <w:proofErr w:type="spellStart"/>
+      <w:r>
+        <w:rPr>
+          <w:rFonts w:ascii="Times New Roman" w:hAnsi="Times New Roman" w:cs="Times New Roman"/>
+        </w:rPr>
+        <w:t>u.v.</w:t>
+      </w:r>
+      <w:proofErr w:type="spellEnd"/>
+      <w:r>
+        <w:rPr>
+          <w:rFonts w:ascii="Times New Roman" w:hAnsi="Times New Roman" w:cs="Times New Roman"/>
+        </w:rPr>
+        <w:t xml:space="preserve"> form of any commodity</w:t>
+      </w:r>
+      <w:r>
+        <w:rPr>
+          <w:rFonts w:ascii="Times New Roman" w:hAnsi="Times New Roman" w:cs="Times New Roman"/>
+        </w:rPr>
+        <w:t xml:space="preserve"> X</w:t>
+      </w:r>
+      <w:r>
+        <w:rPr>
+          <w:rFonts w:ascii="Times New Roman" w:hAnsi="Times New Roman" w:cs="Times New Roman"/>
+        </w:rPr>
+        <w:t>)</w:t>
+      </w:r>
+      <w:r>
+        <w:rPr>
+          <w:rFonts w:ascii="Times New Roman" w:hAnsi="Times New Roman" w:cs="Times New Roman"/>
+        </w:rPr>
+        <w:t xml:space="preserve"> ≠ </w:t>
+      </w:r>
+      <w:proofErr w:type="spellStart"/>
+      <w:r>
+        <w:rPr>
+          <w:rFonts w:ascii="Times New Roman" w:hAnsi="Times New Roman" w:cs="Times New Roman"/>
+        </w:rPr>
+        <w:t>u.v.</w:t>
+      </w:r>
+      <w:proofErr w:type="spellEnd"/>
+      <w:r>
+        <w:rPr>
+          <w:rFonts w:ascii="Times New Roman" w:hAnsi="Times New Roman" w:cs="Times New Roman"/>
+        </w:rPr>
+        <w:t xml:space="preserve"> lime</w:t>
+      </w:r>
+      <w:r>
+        <w:rPr>
+          <w:rFonts w:ascii="Times New Roman" w:hAnsi="Times New Roman" w:cs="Times New Roman"/>
+        </w:rPr>
+        <w:t xml:space="preserve"> (i.e. </w:t>
+      </w:r>
+      <w:proofErr w:type="spellStart"/>
+      <w:r>
+        <w:rPr>
+          <w:rFonts w:ascii="Times New Roman" w:hAnsi="Times New Roman" w:cs="Times New Roman"/>
+        </w:rPr>
+        <w:t>u.v.</w:t>
+      </w:r>
+      <w:proofErr w:type="spellEnd"/>
+      <w:r>
+        <w:rPr>
+          <w:rFonts w:ascii="Times New Roman" w:hAnsi="Times New Roman" w:cs="Times New Roman"/>
+        </w:rPr>
+        <w:t xml:space="preserve"> form of any other commodity</w:t>
+      </w:r>
+      <w:r>
+        <w:rPr>
+          <w:rFonts w:ascii="Times New Roman" w:hAnsi="Times New Roman" w:cs="Times New Roman"/>
+        </w:rPr>
+        <w:t xml:space="preserve"> Y</w:t>
+      </w:r>
+      <w:r>
+        <w:rPr>
+          <w:rFonts w:ascii="Times New Roman" w:hAnsi="Times New Roman" w:cs="Times New Roman"/>
+        </w:rPr>
+        <w:t>),</w:t>
+      </w:r>
+      <w:r>
+        <w:rPr>
+          <w:rFonts w:ascii="Times New Roman" w:hAnsi="Times New Roman" w:cs="Times New Roman"/>
+        </w:rPr>
+        <w:t xml:space="preserve"> wheat</w:t>
+      </w:r>
+      <w:r>
+        <w:rPr>
+          <w:rFonts w:ascii="Times New Roman" w:hAnsi="Times New Roman" w:cs="Times New Roman"/>
+        </w:rPr>
+        <w:t xml:space="preserve"> X</w:t>
+      </w:r>
+      <w:r>
+        <w:rPr>
+          <w:rFonts w:ascii="Times New Roman" w:hAnsi="Times New Roman" w:cs="Times New Roman"/>
+        </w:rPr>
+        <w:t xml:space="preserve"> ≠ lime</w:t>
+      </w:r>
+      <w:r>
+        <w:rPr>
+          <w:rFonts w:ascii="Times New Roman" w:hAnsi="Times New Roman" w:cs="Times New Roman"/>
+        </w:rPr>
+        <w:t xml:space="preserve"> Y</w:t>
+      </w:r>
+      <w:r>
+        <w:rPr>
+          <w:rFonts w:ascii="Times New Roman" w:hAnsi="Times New Roman" w:cs="Times New Roman"/>
+        </w:rPr>
+        <w:t xml:space="preserve">; </w:t>
+      </w:r>
+    </w:p>
+    <w:p>
+      <w:pPr>
+        <w:pStyle w:val="Textoindependiente"/>
+        <w:spacing w:line="480" w:lineRule="auto"/>
+        <w:rPr>
+          <w:rFonts w:ascii="Times New Roman" w:hAnsi="Times New Roman" w:cs="Times New Roman"/>
+        </w:rPr>
+      </w:pPr>
+      <w:r>
+        <w:rPr>
+          <w:rFonts w:ascii="Times New Roman" w:hAnsi="Times New Roman" w:cs="Times New Roman"/>
+        </w:rPr>
+        <w:t xml:space="preserve">IF </w:t>
+      </w:r>
+      <w:proofErr w:type="spellStart"/>
+      <w:r>
+        <w:rPr>
+          <w:rFonts w:ascii="Times New Roman" w:hAnsi="Times New Roman" w:cs="Times New Roman"/>
+        </w:rPr>
+        <w:t>u.v.</w:t>
+      </w:r>
+      <w:proofErr w:type="spellEnd"/>
+      <w:r>
+        <w:rPr>
+          <w:rFonts w:ascii="Times New Roman" w:hAnsi="Times New Roman" w:cs="Times New Roman"/>
+        </w:rPr>
+        <w:t xml:space="preserve"> </w:t>
+      </w:r>
+      <w:r>
+        <w:rPr>
+          <w:rFonts w:ascii="Times New Roman" w:hAnsi="Times New Roman" w:cs="Times New Roman"/>
+        </w:rPr>
+        <w:sym w:font="Wingdings" w:char="F0E0"/>
+      </w:r>
+      <w:r>
+        <w:rPr>
+          <w:rFonts w:ascii="Times New Roman" w:hAnsi="Times New Roman" w:cs="Times New Roman"/>
+        </w:rPr>
+        <w:t xml:space="preserve"> </w:t>
+      </w:r>
+      <w:proofErr w:type="spellStart"/>
+      <w:r>
+        <w:rPr>
+          <w:rFonts w:ascii="Times New Roman" w:hAnsi="Times New Roman" w:cs="Times New Roman"/>
+        </w:rPr>
+        <w:t>e.v.</w:t>
+      </w:r>
+      <w:proofErr w:type="spellEnd"/>
+      <w:r>
+        <w:rPr>
+          <w:rFonts w:ascii="Times New Roman" w:hAnsi="Times New Roman" w:cs="Times New Roman"/>
+        </w:rPr>
+        <w:t xml:space="preserve"> (If the reduction of any </w:t>
+      </w:r>
+      <w:proofErr w:type="spellStart"/>
+      <w:r>
+        <w:rPr>
+          <w:rFonts w:ascii="Times New Roman" w:hAnsi="Times New Roman" w:cs="Times New Roman"/>
+        </w:rPr>
+        <w:t>u.v.</w:t>
+      </w:r>
+      <w:proofErr w:type="spellEnd"/>
+      <w:r>
+        <w:rPr>
+          <w:rFonts w:ascii="Times New Roman" w:hAnsi="Times New Roman" w:cs="Times New Roman"/>
+        </w:rPr>
+        <w:t xml:space="preserve"> is reduced to its “commercial knowledge”</w:t>
+      </w:r>
+      <w:r>
+        <w:rPr>
+          <w:rFonts w:ascii="Times New Roman" w:hAnsi="Times New Roman" w:cs="Times New Roman"/>
+        </w:rPr>
+        <w:t xml:space="preserve"> in the form of exchange value),</w:t>
+      </w:r>
+      <w:r>
+        <w:rPr>
+          <w:rFonts w:ascii="Times New Roman" w:hAnsi="Times New Roman" w:cs="Times New Roman"/>
+        </w:rPr>
+        <w:t xml:space="preserve"> THEN:  X (</w:t>
+      </w:r>
+      <w:proofErr w:type="spellStart"/>
+      <w:r>
+        <w:rPr>
+          <w:rFonts w:ascii="Times New Roman" w:hAnsi="Times New Roman" w:cs="Times New Roman"/>
+        </w:rPr>
+        <w:t>u.v.</w:t>
+      </w:r>
+      <w:proofErr w:type="spellEnd"/>
+      <w:r>
+        <w:rPr>
+          <w:rFonts w:ascii="Times New Roman" w:hAnsi="Times New Roman" w:cs="Times New Roman"/>
+        </w:rPr>
+        <w:t>) ≡ Y (</w:t>
+      </w:r>
+      <w:proofErr w:type="spellStart"/>
+      <w:r>
+        <w:rPr>
+          <w:rFonts w:ascii="Times New Roman" w:hAnsi="Times New Roman" w:cs="Times New Roman"/>
+        </w:rPr>
+        <w:t>u.v.</w:t>
+      </w:r>
+      <w:proofErr w:type="spellEnd"/>
+      <w:r>
+        <w:rPr>
+          <w:rFonts w:ascii="Times New Roman" w:hAnsi="Times New Roman" w:cs="Times New Roman"/>
+        </w:rPr>
+        <w:t>);</w:t>
+      </w:r>
+      <w:r>
+        <w:rPr>
+          <w:rFonts w:ascii="Times New Roman" w:hAnsi="Times New Roman" w:cs="Times New Roman"/>
+        </w:rPr>
+        <w:t xml:space="preserve"> where</w:t>
+      </w:r>
+      <w:r>
+        <w:rPr>
+          <w:rFonts w:ascii="Times New Roman" w:hAnsi="Times New Roman" w:cs="Times New Roman"/>
+        </w:rPr>
+        <w:t xml:space="preserve"> X, Y</w:t>
+      </w:r>
+      <w:r>
+        <w:rPr>
+          <w:rFonts w:ascii="Times New Roman" w:hAnsi="Times New Roman" w:cs="Times New Roman"/>
+        </w:rPr>
+        <w:t xml:space="preserve"> are</w:t>
+      </w:r>
+      <w:r>
+        <w:rPr>
+          <w:rFonts w:ascii="Times New Roman" w:hAnsi="Times New Roman" w:cs="Times New Roman"/>
+        </w:rPr>
+        <w:t xml:space="preserve"> equivalent magnitude quantities of different qualities. </w:t>
+      </w:r>
+      <w:r>
+        <w:rPr>
+          <w:rFonts w:ascii="Times New Roman" w:hAnsi="Times New Roman" w:cs="Times New Roman"/>
+        </w:rPr>
+        <w:t>“Exchange relation of commodities is characterized precisely by its abstraction from their use-values” (127).</w:t>
+      </w:r>
+    </w:p>
+    <w:p>
+      <w:pPr>
+        <w:pStyle w:val="Textoindependiente"/>
+        <w:spacing w:line="480" w:lineRule="auto"/>
+        <w:rPr>
+          <w:rFonts w:ascii="Times New Roman" w:hAnsi="Times New Roman" w:cs="Times New Roman"/>
+        </w:rPr>
+      </w:pPr>
+      <w:r>
+        <w:rPr>
+          <w:rFonts w:ascii="Times New Roman" w:hAnsi="Times New Roman" w:cs="Times New Roman"/>
+        </w:rPr>
+        <w:t xml:space="preserve">In this manner, </w:t>
+      </w:r>
+      <w:r>
+        <w:rPr>
+          <w:rFonts w:ascii="Times New Roman" w:hAnsi="Times New Roman" w:cs="Times New Roman"/>
+        </w:rPr>
+        <w:t>X (</w:t>
+      </w:r>
+      <w:proofErr w:type="spellStart"/>
+      <w:r>
+        <w:rPr>
+          <w:rFonts w:ascii="Times New Roman" w:hAnsi="Times New Roman" w:cs="Times New Roman"/>
+        </w:rPr>
+        <w:t>e.v.</w:t>
+      </w:r>
+      <w:proofErr w:type="spellEnd"/>
+      <w:r>
+        <w:rPr>
+          <w:rFonts w:ascii="Times New Roman" w:hAnsi="Times New Roman" w:cs="Times New Roman"/>
+        </w:rPr>
+        <w:t>) ≡ Y (</w:t>
+      </w:r>
+      <w:proofErr w:type="spellStart"/>
+      <w:r>
+        <w:rPr>
+          <w:rFonts w:ascii="Times New Roman" w:hAnsi="Times New Roman" w:cs="Times New Roman"/>
+        </w:rPr>
+        <w:t>e.v.</w:t>
+      </w:r>
+      <w:proofErr w:type="spellEnd"/>
+      <w:r>
+        <w:rPr>
+          <w:rFonts w:ascii="Times New Roman" w:hAnsi="Times New Roman" w:cs="Times New Roman"/>
+        </w:rPr>
+        <w:t>); X, Y magnitudes of exchange values “are the objective expressions of homogeneous labor” (134).</w:t>
+      </w:r>
+      <w:r>
+        <w:rPr>
+          <w:rFonts w:ascii="Times New Roman" w:hAnsi="Times New Roman" w:cs="Times New Roman"/>
+        </w:rPr>
+        <w:t xml:space="preserve"> </w:t>
+      </w:r>
+    </w:p>
+    <w:p>
+      <w:pPr>
+        <w:spacing w:after="0" w:line="480" w:lineRule="auto"/>
+        <w:rPr>
+          <w:rFonts w:ascii="Times New Roman" w:eastAsia="Times New Roman" w:hAnsi="Times New Roman" w:cs="Times New Roman"/>
+        </w:rPr>
+      </w:pPr>
+      <w:r>
+        <w:rPr>
+          <w:rFonts w:ascii="Times New Roman" w:eastAsia="Times New Roman" w:hAnsi="Times New Roman" w:cs="Times New Roman"/>
+        </w:rPr>
+        <w:t>Exchange values</w:t>
+      </w:r>
+      <w:r>
+        <w:rPr>
+          <w:rFonts w:ascii="Times New Roman" w:eastAsia="Times New Roman" w:hAnsi="Times New Roman" w:cs="Times New Roman"/>
+        </w:rPr>
+        <w:t xml:space="preserve"> forms</w:t>
+      </w:r>
+      <w:r>
+        <w:rPr>
+          <w:rFonts w:ascii="Times New Roman" w:eastAsia="Times New Roman" w:hAnsi="Times New Roman" w:cs="Times New Roman"/>
+        </w:rPr>
+        <w:t xml:space="preserve"> (</w:t>
+      </w:r>
+      <w:proofErr w:type="spellStart"/>
+      <w:r>
+        <w:rPr>
+          <w:rFonts w:ascii="Times New Roman" w:eastAsia="Times New Roman" w:hAnsi="Times New Roman" w:cs="Times New Roman"/>
+        </w:rPr>
+        <w:t>e.v.</w:t>
+      </w:r>
+      <w:proofErr w:type="spellEnd"/>
+      <w:r>
+        <w:rPr>
+          <w:rFonts w:ascii="Times New Roman" w:eastAsia="Times New Roman" w:hAnsi="Times New Roman" w:cs="Times New Roman"/>
+        </w:rPr>
+        <w:t xml:space="preserve">) </w:t>
+      </w:r>
+      <w:r>
+        <w:rPr>
+          <w:rFonts w:ascii="Times New Roman" w:eastAsia="Times New Roman" w:hAnsi="Times New Roman" w:cs="Times New Roman"/>
+        </w:rPr>
+        <w:t>are</w:t>
+      </w:r>
+      <w:r>
+        <w:rPr>
+          <w:rFonts w:ascii="Times New Roman" w:eastAsia="Times New Roman" w:hAnsi="Times New Roman" w:cs="Times New Roman"/>
+        </w:rPr>
+        <w:t xml:space="preserve"> magnitudes ONLY IF “they are merely CONGELEAD QUANTITIES of homogenous [homogenized] human labor in the abstract” (128).</w:t>
+      </w:r>
+      <w:r>
+        <w:rPr>
+          <w:rFonts w:ascii="Times New Roman" w:eastAsia="Times New Roman" w:hAnsi="Times New Roman" w:cs="Times New Roman"/>
+        </w:rPr>
+        <w:t xml:space="preserve"> </w:t>
+      </w:r>
+      <w:r>
+        <w:rPr>
+          <w:rFonts w:ascii="Times New Roman" w:eastAsia="Times New Roman" w:hAnsi="Times New Roman" w:cs="Times New Roman"/>
+        </w:rPr>
+        <w:t>“The exchange value of a commodity is EQUAL to the AMOUNT of ABSTRACT LABOR, AND NOT to the REAL quantity NOR quality of CONCRETE LABOR” (129).</w:t>
+      </w:r>
+    </w:p>
+    <w:p>
+      <w:pPr>
+        <w:pStyle w:val="Textoindependiente"/>
+        <w:spacing w:line="480" w:lineRule="auto"/>
+        <w:rPr>
+          <w:rFonts w:ascii="Times New Roman" w:hAnsi="Times New Roman" w:cs="Times New Roman"/>
+        </w:rPr>
+      </w:pPr>
+      <w:r>
+        <w:rPr>
+          <w:rFonts w:ascii="Times New Roman" w:hAnsi="Times New Roman" w:cs="Times New Roman"/>
+        </w:rPr>
+        <w:t>“The total labor power of society, which is manifested in the [exchange] values of the world of commodities, counts here as one homogeneous MASS of human labor power, although composed of innumerable individual units of labor-power” (129). “As exchange values, ALL commodities are merely definite quantities of congealed labor-time” (130).</w:t>
+      </w:r>
+    </w:p>
+    <w:p>
+      <w:pPr>
+        <w:spacing w:line="480" w:lineRule="auto"/>
+        <w:rPr>
+          <w:rFonts w:ascii="Times New Roman" w:hAnsi="Times New Roman" w:cs="Times New Roman"/>
+        </w:rPr>
+      </w:pPr>
+      <w:r>
+        <w:rPr>
+          <w:rFonts w:ascii="Times New Roman" w:hAnsi="Times New Roman" w:cs="Times New Roman"/>
+        </w:rPr>
+        <w:t xml:space="preserve">A third violent abstraction from which capitalism as a system </w:t>
+      </w:r>
+      <w:r>
+        <w:rPr>
+          <w:rFonts w:ascii="Times New Roman" w:hAnsi="Times New Roman" w:cs="Times New Roman"/>
+        </w:rPr>
+        <w:t>depends on</w:t>
+      </w:r>
+      <w:r>
+        <w:rPr>
+          <w:rFonts w:ascii="Times New Roman" w:hAnsi="Times New Roman" w:cs="Times New Roman"/>
+        </w:rPr>
+        <w:t xml:space="preserve"> the reduction of the concrete work involved in the production of every use-value to the amount or quantity of abstract labor expressed as the magnitude of exchange value for every commodity. This reduction of the concrete work, real life expended in time as a post-tempore and arbitrary measurement of the amount of abstract socially necessary labor proxy time, NOT ONLY hide the homogenization of the concrete work of different qualities as a mass of </w:t>
+      </w:r>
+      <w:r>
+        <w:rPr>
+          <w:rFonts w:ascii="Times New Roman" w:hAnsi="Times New Roman" w:cs="Times New Roman"/>
+        </w:rPr>
+        <w:lastRenderedPageBreak/>
+        <w:t>individualized congealed quantities of labor embodied in the commodities, already prone for its realization as cumulative augmented money-capital (M</w:t>
+      </w:r>
+      <w:r>
+        <w:rPr>
+          <w:rFonts w:ascii="Times New Roman" w:hAnsi="Times New Roman" w:cs="Times New Roman"/>
+        </w:rPr>
+        <w:t>’</w:t>
+      </w:r>
+      <w:r>
+        <w:rPr>
+          <w:rFonts w:ascii="Times New Roman" w:hAnsi="Times New Roman" w:cs="Times New Roman"/>
+        </w:rPr>
+        <w:t>) through the consumption of their commodity-capital (C) form (MCM' simple circuit of accumulation).</w:t>
+      </w:r>
+    </w:p>
+    <w:p>
+      <w:pPr>
+        <w:spacing w:line="480" w:lineRule="auto"/>
+        <w:rPr>
+          <w:rFonts w:ascii="Times New Roman" w:hAnsi="Times New Roman" w:cs="Times New Roman"/>
+        </w:rPr>
+      </w:pPr>
+      <w:r>
+        <w:rPr>
+          <w:rFonts w:ascii="Times New Roman" w:hAnsi="Times New Roman" w:cs="Times New Roman"/>
+        </w:rPr>
+        <w:t xml:space="preserve">The </w:t>
+      </w:r>
+      <w:r>
+        <w:rPr>
+          <w:rFonts w:ascii="Times New Roman" w:hAnsi="Times New Roman" w:cs="Times New Roman"/>
+        </w:rPr>
+        <w:t xml:space="preserve">SOCIAL AVERAGE LABOR OR SOCIALLY NECESSARY LABOR IS A REDUCTION OF COMPLEX REAL LABOR, </w:t>
+      </w:r>
+      <w:r>
+        <w:rPr>
+          <w:rFonts w:ascii="Times New Roman" w:hAnsi="Times New Roman" w:cs="Times New Roman"/>
+        </w:rPr>
+        <w:t>i.e.,</w:t>
+      </w:r>
+      <w:r>
+        <w:rPr>
+          <w:rFonts w:ascii="Times New Roman" w:hAnsi="Times New Roman" w:cs="Times New Roman"/>
+        </w:rPr>
+        <w:t xml:space="preserve"> family work, housework, social reproduction of humans, religious, political organization of life, CANNOT be reduced to an average without violence, omission of other human, natural and social features APART FROM their purely productive capacities for the creation of use-values for the MARKET or then for CAPITAL PRODUCTION AND CIRCULATION.</w:t>
+      </w:r>
+    </w:p>
+    <w:p>
+      <w:pPr>
+        <w:spacing w:line="480" w:lineRule="auto"/>
+        <w:rPr>
+          <w:rFonts w:ascii="Times New Roman" w:hAnsi="Times New Roman" w:cs="Times New Roman"/>
+        </w:rPr>
+      </w:pPr>
+      <w:r>
+        <w:rPr>
+          <w:rFonts w:ascii="Times New Roman" w:hAnsi="Times New Roman" w:cs="Times New Roman"/>
+        </w:rPr>
+        <w:t>The reduction of concrete work to abstract labor, useful for the capitalists (profit seeking) aims of the exchange of commodities, its violent because it is reducing the value of every use-value commercialized as a commodity to the individualized human labor employed in its production.</w:t>
+      </w:r>
+    </w:p>
+    <w:p>
+      <w:pPr>
+        <w:pStyle w:val="Textoindependiente"/>
+        <w:spacing w:line="480" w:lineRule="auto"/>
+        <w:rPr>
+          <w:rFonts w:ascii="Times New Roman" w:eastAsia="Times New Roman" w:hAnsi="Times New Roman" w:cs="Times New Roman"/>
+        </w:rPr>
+      </w:pPr>
+      <w:r>
+        <w:rPr>
+          <w:rFonts w:ascii="Times New Roman" w:hAnsi="Times New Roman" w:cs="Times New Roman"/>
+        </w:rPr>
+        <w:t xml:space="preserve">The fourth violent reduction which operates hidden in capitalism production and circulation mechanisms and processes, is revealed when Marx pointed out that the productivity of labor, as a </w:t>
+      </w:r>
+      <w:r>
+        <w:rPr>
+          <w:rFonts w:ascii="Times New Roman" w:eastAsia="Times New Roman" w:hAnsi="Times New Roman" w:cs="Times New Roman"/>
+        </w:rPr>
+        <w:t>reduction of the</w:t>
+      </w:r>
+      <w:r>
+        <w:rPr>
+          <w:rFonts w:ascii="Times New Roman" w:eastAsia="Times New Roman" w:hAnsi="Times New Roman" w:cs="Times New Roman"/>
+        </w:rPr>
+        <w:t xml:space="preserve"> SOCIALLY NECESSARY LABOR TIME </w:t>
+      </w:r>
+      <w:r>
+        <w:rPr>
+          <w:rFonts w:ascii="Times New Roman" w:eastAsia="Times New Roman" w:hAnsi="Times New Roman" w:cs="Times New Roman"/>
+        </w:rPr>
+        <w:t>as an oeuvre of</w:t>
+      </w:r>
+      <w:r>
+        <w:rPr>
+          <w:rFonts w:ascii="Times New Roman" w:eastAsia="Times New Roman" w:hAnsi="Times New Roman" w:cs="Times New Roman"/>
+        </w:rPr>
+        <w:t xml:space="preserve"> the PRODUCTIVITY OF LABOR due to the circumstances of production as skills, science and technology, organization of production, nature an environment</w:t>
+      </w:r>
+      <w:r>
+        <w:rPr>
+          <w:rFonts w:ascii="Times New Roman" w:eastAsia="Times New Roman" w:hAnsi="Times New Roman" w:cs="Times New Roman"/>
+        </w:rPr>
+        <w:t xml:space="preserve"> </w:t>
+      </w:r>
+      <w:r>
+        <w:rPr>
+          <w:rFonts w:ascii="Times New Roman" w:eastAsia="Times New Roman" w:hAnsi="Times New Roman" w:cs="Times New Roman"/>
+        </w:rPr>
+        <w:t>(130)</w:t>
+      </w:r>
+      <w:r>
+        <w:rPr>
+          <w:rFonts w:ascii="Times New Roman" w:eastAsia="Times New Roman" w:hAnsi="Times New Roman" w:cs="Times New Roman"/>
+        </w:rPr>
+        <w:t>, takes place in concrete</w:t>
+      </w:r>
+      <w:r>
+        <w:rPr>
+          <w:rFonts w:ascii="Times New Roman" w:eastAsia="Times New Roman" w:hAnsi="Times New Roman" w:cs="Times New Roman"/>
+        </w:rPr>
+        <w:t xml:space="preserve"> work</w:t>
+      </w:r>
+      <w:r>
+        <w:rPr>
+          <w:rFonts w:ascii="Times New Roman" w:eastAsia="Times New Roman" w:hAnsi="Times New Roman" w:cs="Times New Roman"/>
+        </w:rPr>
+        <w:t xml:space="preserve"> </w:t>
+      </w:r>
+      <w:r>
+        <w:rPr>
+          <w:rFonts w:ascii="Times New Roman" w:eastAsia="Times New Roman" w:hAnsi="Times New Roman" w:cs="Times New Roman"/>
+        </w:rPr>
+        <w:t>settings (fields, factories, manilas, mines, universities), BUT it appears conveniently for the capitalists AS A result of their investments to reduce the variable composition of money-capital augmenting its constant capital.</w:t>
+      </w:r>
+    </w:p>
+    <w:p>
+      <w:pPr>
+        <w:pStyle w:val="Textodebloque"/>
+        <w:rPr>
+          <w:rFonts w:ascii="Times New Roman" w:hAnsi="Times New Roman" w:cs="Times New Roman"/>
+        </w:rPr>
+      </w:pPr>
+      <w:r>
+        <w:rPr>
+          <w:rFonts w:ascii="Times New Roman" w:hAnsi="Times New Roman" w:cs="Times New Roman"/>
+        </w:rPr>
+        <w:t xml:space="preserve">“Useful labor becomes, therefore, a </w:t>
+      </w:r>
+      <w:proofErr w:type="gramStart"/>
+      <w:r>
+        <w:rPr>
+          <w:rFonts w:ascii="Times New Roman" w:hAnsi="Times New Roman" w:cs="Times New Roman"/>
+        </w:rPr>
+        <w:t>more or less abundant</w:t>
+      </w:r>
+      <w:proofErr w:type="gramEnd"/>
+      <w:r>
+        <w:rPr>
+          <w:rFonts w:ascii="Times New Roman" w:hAnsi="Times New Roman" w:cs="Times New Roman"/>
+        </w:rPr>
+        <w:t xml:space="preserve"> source of products in direct proportion as its productivity rises or falls. As against this, [...] variations </w:t>
+      </w:r>
+      <w:r>
+        <w:rPr>
+          <w:rFonts w:ascii="Times New Roman" w:hAnsi="Times New Roman" w:cs="Times New Roman"/>
+        </w:rPr>
+        <w:lastRenderedPageBreak/>
+        <w:t>in productivity have no impact whatever on the labor itself represented in [the magnitude of exchange] value. As productivity is an attribute of labor in its concrete useful form, it naturally ceases to have any bearing on that labor as soon as we abstract from its concrete useful form. The same labor [...] performed for the same length of time [of production], always yields the same amount of value, independently of any variations in productivity. But it provides different quantities of use-values during equal periods of time [of production], more if productivity rises, fewer if it falls” (137)</w:t>
+      </w:r>
+      <w:r>
+        <w:rPr>
+          <w:rFonts w:ascii="Times New Roman" w:hAnsi="Times New Roman" w:cs="Times New Roman"/>
+        </w:rPr>
+        <w:t>.</w:t>
+      </w:r>
+    </w:p>
+    <w:p>
+      <w:pPr>
+        <w:spacing w:after="0" w:line="480" w:lineRule="auto"/>
+        <w:rPr>
+          <w:rFonts w:ascii="Times New Roman" w:eastAsia="Times New Roman" w:hAnsi="Times New Roman" w:cs="Times New Roman"/>
+        </w:rPr>
+      </w:pPr>
+    </w:p>
+    <w:p>
+      <w:pPr>
+        <w:spacing w:after="0" w:line="480" w:lineRule="auto"/>
+        <w:rPr>
+          <w:rFonts w:ascii="Times New Roman" w:hAnsi="Times New Roman" w:cs="Times New Roman"/>
+        </w:rPr>
+      </w:pPr>
+      <w:r>
+        <w:rPr>
+          <w:rFonts w:ascii="Times New Roman" w:eastAsia="Times New Roman" w:hAnsi="Times New Roman" w:cs="Times New Roman"/>
+        </w:rPr>
+        <w:t xml:space="preserve">Productivity of labor is a feature of concrete work, not of abstract labor. Maintaining constant the quality and quantities of work involved in the same time periods of production, results in different amounts of use-values due to the productivity of labor. BUT, as the capitalist is already AMASSING that increased amount of use-values, he will not throw it for the realization of its profit through the market consumption without reducing the total amount of labor time socially necessary to produce those use-values, in which manner he is maintaining constant the concrete work quality and quantities involved in its production, and at the SAME TIME reducing the magnitude of exchange value as abstract social necessary labor. In THAT MANNER he will present this increased </w:t>
+      </w:r>
+      <w:proofErr w:type="gramStart"/>
+      <w:r>
+        <w:rPr>
+          <w:rFonts w:ascii="Times New Roman" w:eastAsia="Times New Roman" w:hAnsi="Times New Roman" w:cs="Times New Roman"/>
+        </w:rPr>
+        <w:t>amount</w:t>
+      </w:r>
+      <w:proofErr w:type="gramEnd"/>
+      <w:r>
+        <w:rPr>
+          <w:rFonts w:ascii="Times New Roman" w:eastAsia="Times New Roman" w:hAnsi="Times New Roman" w:cs="Times New Roman"/>
+        </w:rPr>
+        <w:t xml:space="preserve"> of use-values produced by the same quantities and quality of concrete work, AS a reduced amount of socially necessary abstract labor. By this MANNER, capitalists AMASS an increased </w:t>
+      </w:r>
+      <w:proofErr w:type="gramStart"/>
+      <w:r>
+        <w:rPr>
+          <w:rFonts w:ascii="Times New Roman" w:eastAsia="Times New Roman" w:hAnsi="Times New Roman" w:cs="Times New Roman"/>
+        </w:rPr>
+        <w:t>amount</w:t>
+      </w:r>
+      <w:proofErr w:type="gramEnd"/>
+      <w:r>
+        <w:rPr>
+          <w:rFonts w:ascii="Times New Roman" w:eastAsia="Times New Roman" w:hAnsi="Times New Roman" w:cs="Times New Roman"/>
+        </w:rPr>
+        <w:t xml:space="preserve"> of use-values [to be used as commodities], employing constant quantities and qualities of concrete work in the same period time of production.</w:t>
+      </w:r>
+    </w:p>
+    <w:p>
+      <w:pPr>
+        <w:pStyle w:val="Textoindependiente"/>
+        <w:spacing w:line="480" w:lineRule="auto"/>
+        <w:rPr>
+          <w:rFonts w:ascii="Times New Roman" w:hAnsi="Times New Roman" w:cs="Times New Roman"/>
+        </w:rPr>
+      </w:pPr>
+      <w:r>
+        <w:rPr>
+          <w:rFonts w:ascii="Times New Roman" w:hAnsi="Times New Roman" w:cs="Times New Roman"/>
+        </w:rPr>
+        <w:t>Conclusions</w:t>
+      </w:r>
+    </w:p>
+    <w:p>
+      <w:pPr>
+        <w:pStyle w:val="Textoindependiente"/>
+        <w:spacing w:line="480" w:lineRule="auto"/>
+        <w:rPr>
+          <w:rFonts w:ascii="Times New Roman" w:hAnsi="Times New Roman" w:cs="Times New Roman"/>
+        </w:rPr>
+      </w:pPr>
+      <w:r>
+        <w:rPr>
+          <w:rFonts w:ascii="Times New Roman" w:hAnsi="Times New Roman" w:cs="Times New Roman"/>
+        </w:rPr>
+        <w:t xml:space="preserve">These violent abstractions summarized here are completely aimed -and hidden- for the functioning of capitalism. But can be presented as contradictions in Marxism theory development, or a revisionist exercise. </w:t>
+      </w:r>
+    </w:p>
+    <w:p>
+      <w:pPr>
+        <w:pStyle w:val="Textoindependiente"/>
+        <w:spacing w:line="480" w:lineRule="auto"/>
+        <w:rPr>
+          <w:rFonts w:ascii="Times New Roman" w:hAnsi="Times New Roman" w:cs="Times New Roman"/>
+        </w:rPr>
+      </w:pPr>
+      <w:r>
+        <w:rPr>
+          <w:rFonts w:ascii="Times New Roman" w:hAnsi="Times New Roman" w:cs="Times New Roman"/>
+        </w:rPr>
+        <w:lastRenderedPageBreak/>
         <w:t xml:space="preserve">The statement: </w:t>
       </w:r>
       <w:r>
@@ -765,126 +2077,243 @@
         <w:rPr>
           <w:rFonts w:ascii="Times New Roman" w:hAnsi="Times New Roman" w:cs="Times New Roman"/>
         </w:rPr>
-        <w:t xml:space="preserve">of its commodification, financial and extractive frontier. As new raw nature, as new raw materials, as new commodities, or as mere interchangeable capital productive pieces, all nature and human beings serve to the aim of the absolute alienation of life under capitalism. When this totalitarian sublimation was completed, the </w:t>
-      </w:r>
+        <w:t xml:space="preserve">of its commodification, financial and extractive frontier. As new raw nature, as new raw materials, as new commodities, or as mere interchangeable capital productive pieces, all nature and human beings serve to the aim of the absolute alienation of life under capitalism. When this totalitarian sublimation was completed, the absolute real subsumption of capitalism will die, destroying its conditions for reproduction, but the capitalists will be finally, for a determined moment in time, completely sublimated, abstracted from the independent external reality from which them separated purposely </w:t>
+      </w:r>
+      <w:r>
+        <w:rPr>
+          <w:rFonts w:ascii="Times New Roman" w:hAnsi="Times New Roman" w:cs="Times New Roman"/>
+        </w:rPr>
+        <w:t>by</w:t>
+      </w:r>
+      <w:r>
+        <w:rPr>
+          <w:rFonts w:ascii="Times New Roman" w:hAnsi="Times New Roman" w:cs="Times New Roman"/>
+        </w:rPr>
+        <w:t xml:space="preserve"> the negative dialectic movement of being capitalists. For instance, the revolutionary oeuvre consists necessarily in destroy capitalism as a system to finally reverse the world created for the aims of capitalists, before capitalism finally complete its self-destructive movement aimed for the absolute alienation of the capitalists</w:t>
+      </w:r>
+      <w:r>
+        <w:rPr>
+          <w:rFonts w:ascii="Times New Roman" w:hAnsi="Times New Roman" w:cs="Times New Roman"/>
+        </w:rPr>
+        <w:t xml:space="preserve"> </w:t>
+      </w:r>
+      <w:r>
+        <w:rPr>
+          <w:rFonts w:ascii="Times New Roman" w:hAnsi="Times New Roman" w:cs="Times New Roman"/>
+        </w:rPr>
+        <w:t xml:space="preserve">over nature and over humanity. This separation negative movement is exhibited in the ideology of capitalists, thinking themselves as a </w:t>
+      </w:r>
+      <w:r>
+        <w:rPr>
+          <w:rFonts w:ascii="Times New Roman" w:hAnsi="Times New Roman" w:cs="Times New Roman"/>
+        </w:rPr>
+        <w:t>upper class</w:t>
+      </w:r>
+      <w:r>
+        <w:rPr>
+          <w:rFonts w:ascii="Times New Roman" w:hAnsi="Times New Roman" w:cs="Times New Roman"/>
+        </w:rPr>
+        <w:t xml:space="preserve"> </w:t>
+      </w:r>
+      <w:r>
+        <w:rPr>
+          <w:rFonts w:ascii="Times New Roman" w:hAnsi="Times New Roman" w:cs="Times New Roman"/>
+        </w:rPr>
+        <w:t>among</w:t>
+      </w:r>
+      <w:r>
+        <w:rPr>
+          <w:rFonts w:ascii="Times New Roman" w:hAnsi="Times New Roman" w:cs="Times New Roman"/>
+        </w:rPr>
+        <w:t xml:space="preserve"> the </w:t>
+      </w:r>
+      <w:r>
+        <w:rPr>
+          <w:rFonts w:ascii="Times New Roman" w:hAnsi="Times New Roman" w:cs="Times New Roman"/>
+        </w:rPr>
+        <w:t>global bourgeoisie</w:t>
+      </w:r>
+      <w:r>
+        <w:rPr>
+          <w:rFonts w:ascii="Times New Roman" w:hAnsi="Times New Roman" w:cs="Times New Roman"/>
+        </w:rPr>
+        <w:t>s for</w:t>
+      </w:r>
+      <w:r>
+        <w:rPr>
+          <w:rFonts w:ascii="Times New Roman" w:hAnsi="Times New Roman" w:cs="Times New Roman"/>
+        </w:rPr>
+        <w:t xml:space="preserve"> which capitalism is a medium to reproduce themselves</w:t>
+      </w:r>
+      <w:r>
+        <w:rPr>
+          <w:rFonts w:ascii="Times New Roman" w:hAnsi="Times New Roman" w:cs="Times New Roman"/>
+        </w:rPr>
+        <w:t xml:space="preserve"> </w:t>
+      </w:r>
+      <w:r>
+        <w:rPr>
+          <w:rFonts w:ascii="Times New Roman" w:hAnsi="Times New Roman" w:cs="Times New Roman"/>
+        </w:rPr>
+        <w:t xml:space="preserve">also </w:t>
+      </w:r>
+      <w:r>
+        <w:rPr>
+          <w:rFonts w:ascii="Times New Roman" w:hAnsi="Times New Roman" w:cs="Times New Roman"/>
+        </w:rPr>
+        <w:t>in other planets</w:t>
+      </w:r>
+      <w:r>
+        <w:rPr>
+          <w:rFonts w:ascii="Times New Roman" w:hAnsi="Times New Roman" w:cs="Times New Roman"/>
+        </w:rPr>
+        <w:t xml:space="preserve">, as if </w:t>
+      </w:r>
+      <w:r>
+        <w:rPr>
+          <w:rFonts w:ascii="Times New Roman" w:hAnsi="Times New Roman" w:cs="Times New Roman"/>
+        </w:rPr>
+        <w:t>by</w:t>
+      </w:r>
+      <w:r>
+        <w:rPr>
+          <w:rFonts w:ascii="Times New Roman" w:hAnsi="Times New Roman" w:cs="Times New Roman"/>
+        </w:rPr>
+        <w:t xml:space="preserve"> oeuvre of techni</w:t>
+      </w:r>
+      <w:r>
+        <w:rPr>
+          <w:rFonts w:ascii="Times New Roman" w:hAnsi="Times New Roman" w:cs="Times New Roman"/>
+        </w:rPr>
+        <w:t>cal advancement or innovation will create seas and oceans, gold and aluminum, mountain chains that connects mega-diverse ecosystems, and each species and qualities of these real material existences as with a supra metabolism</w:t>
+      </w:r>
+      <w:r>
+        <w:rPr>
+          <w:rFonts w:ascii="Times New Roman" w:hAnsi="Times New Roman" w:cs="Times New Roman"/>
+        </w:rPr>
+        <w:t>.</w:t>
+      </w:r>
+    </w:p>
+    <w:p>
+      <w:pPr>
+        <w:pStyle w:val="Textoindependiente"/>
+        <w:spacing w:line="480" w:lineRule="auto"/>
+        <w:rPr>
+          <w:rFonts w:ascii="Times New Roman" w:hAnsi="Times New Roman" w:cs="Times New Roman"/>
+        </w:rPr>
+      </w:pPr>
       <w:r>
         <w:rPr>
           <w:rFonts w:ascii="Times New Roman" w:hAnsi="Times New Roman" w:cs="Times New Roman"/>
         </w:rPr>
         <w:lastRenderedPageBreak/>
-        <w:t xml:space="preserve">absolute real subsumption of capitalism will die, destroying its conditions for reproduction, but the capitalists will be finally, for a determined moment in time, completely sublimated, abstracted from the independent external reality from which them separated purposely </w:t>
-      </w:r>
-      <w:r>
-        <w:rPr>
-          <w:rFonts w:ascii="Times New Roman" w:hAnsi="Times New Roman" w:cs="Times New Roman"/>
-        </w:rPr>
-        <w:t>by</w:t>
-      </w:r>
-      <w:r>
-        <w:rPr>
-          <w:rFonts w:ascii="Times New Roman" w:hAnsi="Times New Roman" w:cs="Times New Roman"/>
-        </w:rPr>
-        <w:t xml:space="preserve"> the negative dialectic movement of being capitalists. For instance, the revolutionary oeuvre consists necessarily in destroy capitalism as a system to finally reverse the world created for the aims of capitalists, before capitalism finally complete its self-destructive movement aimed for the absolute alienation of the capitalists</w:t>
-      </w:r>
-      <w:r>
-        <w:rPr>
-          <w:rFonts w:ascii="Times New Roman" w:hAnsi="Times New Roman" w:cs="Times New Roman"/>
-        </w:rPr>
-        <w:t xml:space="preserve"> </w:t>
-      </w:r>
-      <w:r>
-        <w:rPr>
-          <w:rFonts w:ascii="Times New Roman" w:hAnsi="Times New Roman" w:cs="Times New Roman"/>
-        </w:rPr>
-        <w:t xml:space="preserve">over nature and over humanity. This separation negative movement is exhibited in the ideology of capitalists, thinking themselves as a </w:t>
-      </w:r>
-      <w:r>
-        <w:rPr>
-          <w:rFonts w:ascii="Times New Roman" w:hAnsi="Times New Roman" w:cs="Times New Roman"/>
-        </w:rPr>
-        <w:t>upper class</w:t>
-      </w:r>
-      <w:r>
-        <w:rPr>
-          <w:rFonts w:ascii="Times New Roman" w:hAnsi="Times New Roman" w:cs="Times New Roman"/>
-        </w:rPr>
-        <w:t xml:space="preserve"> </w:t>
-      </w:r>
-      <w:r>
-        <w:rPr>
-          <w:rFonts w:ascii="Times New Roman" w:hAnsi="Times New Roman" w:cs="Times New Roman"/>
-        </w:rPr>
-        <w:t>among</w:t>
-      </w:r>
-      <w:r>
-        <w:rPr>
-          <w:rFonts w:ascii="Times New Roman" w:hAnsi="Times New Roman" w:cs="Times New Roman"/>
-        </w:rPr>
-        <w:t xml:space="preserve"> the </w:t>
-      </w:r>
-      <w:r>
-        <w:rPr>
-          <w:rFonts w:ascii="Times New Roman" w:hAnsi="Times New Roman" w:cs="Times New Roman"/>
-        </w:rPr>
-        <w:t>global bourgeoisie</w:t>
-      </w:r>
-      <w:r>
-        <w:rPr>
-          <w:rFonts w:ascii="Times New Roman" w:hAnsi="Times New Roman" w:cs="Times New Roman"/>
-        </w:rPr>
-        <w:t>s for</w:t>
-      </w:r>
-      <w:r>
-        <w:rPr>
-          <w:rFonts w:ascii="Times New Roman" w:hAnsi="Times New Roman" w:cs="Times New Roman"/>
-        </w:rPr>
-        <w:t xml:space="preserve"> which capitalism is a medium to reproduce themselves</w:t>
-      </w:r>
-      <w:r>
-        <w:rPr>
-          <w:rFonts w:ascii="Times New Roman" w:hAnsi="Times New Roman" w:cs="Times New Roman"/>
-        </w:rPr>
-        <w:t xml:space="preserve"> </w:t>
-      </w:r>
-      <w:r>
-        <w:rPr>
-          <w:rFonts w:ascii="Times New Roman" w:hAnsi="Times New Roman" w:cs="Times New Roman"/>
-        </w:rPr>
-        <w:t xml:space="preserve">also </w:t>
-      </w:r>
-      <w:r>
-        <w:rPr>
-          <w:rFonts w:ascii="Times New Roman" w:hAnsi="Times New Roman" w:cs="Times New Roman"/>
-        </w:rPr>
-        <w:t>in other planets</w:t>
-      </w:r>
-      <w:r>
-        <w:rPr>
-          <w:rFonts w:ascii="Times New Roman" w:hAnsi="Times New Roman" w:cs="Times New Roman"/>
-        </w:rPr>
-        <w:t xml:space="preserve">, as if </w:t>
-      </w:r>
-      <w:r>
-        <w:rPr>
-          <w:rFonts w:ascii="Times New Roman" w:hAnsi="Times New Roman" w:cs="Times New Roman"/>
-        </w:rPr>
-        <w:t>by</w:t>
-      </w:r>
-      <w:r>
-        <w:rPr>
-          <w:rFonts w:ascii="Times New Roman" w:hAnsi="Times New Roman" w:cs="Times New Roman"/>
-        </w:rPr>
-        <w:t xml:space="preserve"> oeuvre of techni</w:t>
-      </w:r>
-      <w:r>
-        <w:rPr>
-          <w:rFonts w:ascii="Times New Roman" w:hAnsi="Times New Roman" w:cs="Times New Roman"/>
-        </w:rPr>
-        <w:t xml:space="preserve">cal advancement or innovation will create seas and oceans, gold and aluminum, mountain chains that connects mega-diverse ecosystems, and each species and qualities of these real material existences as with a supra metabolism </w:t>
+        <w:t>If the current develop</w:t>
+      </w:r>
+      <w:r>
+        <w:rPr>
+          <w:rFonts w:ascii="Times New Roman" w:hAnsi="Times New Roman" w:cs="Times New Roman"/>
+        </w:rPr>
+        <w:t>ment</w:t>
+      </w:r>
+      <w:r>
+        <w:rPr>
+          <w:rFonts w:ascii="Times New Roman" w:hAnsi="Times New Roman" w:cs="Times New Roman"/>
+        </w:rPr>
+        <w:t xml:space="preserve"> of the finally fatal processes of capitalism </w:t>
+      </w:r>
+      <w:r>
+        <w:rPr>
+          <w:rFonts w:ascii="Times New Roman" w:hAnsi="Times New Roman" w:cs="Times New Roman"/>
+        </w:rPr>
+        <w:t xml:space="preserve">is rolling over, as its further attempt of expansion is a self-destructive pulsion created by its production of capital stagnation exhibited in the overaccumulation of profits expressed in </w:t>
+      </w:r>
+      <w:proofErr w:type="gramStart"/>
+      <w:r>
+        <w:rPr>
+          <w:rFonts w:ascii="Times New Roman" w:hAnsi="Times New Roman" w:cs="Times New Roman"/>
+        </w:rPr>
+        <w:t>monetary-capital</w:t>
+      </w:r>
+      <w:proofErr w:type="gramEnd"/>
+      <w:r>
+        <w:rPr>
+          <w:rFonts w:ascii="Times New Roman" w:hAnsi="Times New Roman" w:cs="Times New Roman"/>
+        </w:rPr>
+        <w:t xml:space="preserve"> amassed. It can be relevant to look forward to Book 3 of Capital to apply our extended understanding of the composition of surplus value as not only unpaid work, but also recognizing (not monetarizing) the exploitation of life of beings (humans or not), its embodied </w:t>
+      </w:r>
+      <w:r>
+        <w:rPr>
+          <w:rFonts w:ascii="Times New Roman" w:hAnsi="Times New Roman" w:cs="Times New Roman"/>
+        </w:rPr>
+        <w:t>qualities as species sublimated, reduced, violently abstracted for the production of capital and profit accumulation, is embedded inseparably from the superior metabolisms of nature, to the much more complex metabolism of social reproduction and history.</w:t>
+      </w:r>
+    </w:p>
+    <w:p>
+      <w:pPr>
+        <w:pStyle w:val="Textoindependiente"/>
+        <w:spacing w:line="480" w:lineRule="auto"/>
+        <w:rPr>
+          <w:rFonts w:ascii="Times New Roman" w:hAnsi="Times New Roman" w:cs="Times New Roman"/>
+        </w:rPr>
+      </w:pPr>
+      <w:r>
+        <w:rPr>
+          <w:rFonts w:ascii="Times New Roman" w:hAnsi="Times New Roman" w:cs="Times New Roman"/>
+        </w:rPr>
+        <w:t>The liberation of ALL qualities of beings, humans or not, is dependent of the extinction of all the violent abstractions which oppress</w:t>
+      </w:r>
+      <w:r>
+        <w:rPr>
+          <w:rFonts w:ascii="Times New Roman" w:hAnsi="Times New Roman" w:cs="Times New Roman"/>
+        </w:rPr>
+        <w:t xml:space="preserve"> and exploit life s</w:t>
+      </w:r>
+      <w:r>
+        <w:rPr>
+          <w:rFonts w:ascii="Times New Roman" w:hAnsi="Times New Roman" w:cs="Times New Roman"/>
+        </w:rPr>
+        <w:t xml:space="preserve">ystematically </w:t>
+      </w:r>
+      <w:r>
+        <w:rPr>
+          <w:rFonts w:ascii="Times New Roman" w:hAnsi="Times New Roman" w:cs="Times New Roman"/>
+        </w:rPr>
+        <w:t>for</w:t>
+      </w:r>
+      <w:r>
+        <w:rPr>
+          <w:rFonts w:ascii="Times New Roman" w:hAnsi="Times New Roman" w:cs="Times New Roman"/>
+        </w:rPr>
+        <w:t xml:space="preserve"> the ideological and material reproduction of capitalism, which is always seeking its absolute form whe</w:t>
+      </w:r>
+      <w:r>
+        <w:rPr>
+          <w:rFonts w:ascii="Times New Roman" w:hAnsi="Times New Roman" w:cs="Times New Roman"/>
+        </w:rPr>
+        <w:t>re</w:t>
+      </w:r>
+      <w:r>
+        <w:rPr>
+          <w:rFonts w:ascii="Times New Roman" w:hAnsi="Times New Roman" w:cs="Times New Roman"/>
+        </w:rPr>
+        <w:t xml:space="preserve"> all beings are reduced to the logic and mechanisms of which the capitalists depend</w:t>
+      </w:r>
+      <w:r>
+        <w:rPr>
+          <w:rFonts w:ascii="Times New Roman" w:hAnsi="Times New Roman" w:cs="Times New Roman"/>
+        </w:rPr>
+        <w:t>s</w:t>
+      </w:r>
+      <w:r>
+        <w:rPr>
+          <w:rFonts w:ascii="Times New Roman" w:hAnsi="Times New Roman" w:cs="Times New Roman"/>
+        </w:rPr>
+        <w:t xml:space="preserve"> to exist in a completed sublimated existence, separated, “independent and external” from the concrete reality of human-nature beings.</w:t>
       </w:r>
     </w:p>
     <w:sectPr>
       <w:headerReference w:type="default" r:id="rId7"/>
+      <w:footerReference w:type="default" r:id="rId8"/>
       <w:pgSz w:w="12240" w:h="15840"/>
       <w:pgMar w:top="1417" w:right="1701" w:bottom="1417" w:left="1701" w:header="720" w:footer="720" w:gutter="0"/>
       <w:cols w:space="720"/>
@@ -916,6 +2345,42 @@
     </w:p>
   </w:endnote>
 </w:endnotes>
+</file>
+
+<file path=word/footer1.xml><?xml version="1.0" encoding="utf-8"?>
+<w:ftr xmlns:wpc="http://schemas.microsoft.com/office/word/2010/wordprocessingCanvas" xmlns:cx="http://schemas.microsoft.com/office/drawing/2014/chartex" xmlns:cx1="http://schemas.microsoft.com/office/drawing/2015/9/8/chartex" xmlns:cx2="http://schemas.microsoft.com/office/drawing/2015/10/21/chartex" xmlns:cx3="http://schemas.microsoft.com/office/drawing/2016/5/9/chartex" xmlns:cx4="http://schemas.microsoft.com/office/drawing/2016/5/10/chartex" xmlns:cx5="http://schemas.microsoft.com/office/drawing/2016/5/11/chartex" xmlns:cx6="http://schemas.microsoft.com/office/drawing/2016/5/12/chartex" xmlns:cx7="http://schemas.microsoft.com/office/drawing/2016/5/13/chartex" xmlns:cx8="http://schemas.microsoft.com/office/drawing/2016/5/14/chartex" xmlns:mc="http://schemas.openxmlformats.org/markup-compatibility/2006" xmlns:aink="http://schemas.microsoft.com/office/drawing/2016/ink" xmlns:am3d="http://schemas.microsoft.com/office/drawing/2017/model3d" xmlns:o="urn:schemas-microsoft-com:office:office" xmlns:oel="http://schemas.microsoft.com/office/2019/extlst" xmlns:r="http://schemas.openxmlformats.org/officeDocument/2006/relationships" xmlns:m="http://schemas.openxmlformats.org/officeDocument/2006/math" xmlns:v="urn:schemas-microsoft-com:vml" xmlns:wp14="http://schemas.microsoft.com/office/word/2010/wordprocessingDrawing" xmlns:wp="http://schemas.openxmlformats.org/drawingml/2006/wordprocessingDrawing" xmlns:w10="urn:schemas-microsoft-com:office:word" xmlns:w="http://schemas.openxmlformats.org/wordprocessingml/2006/main" xmlns:w14="http://schemas.microsoft.com/office/word/2010/wordml" xmlns:w15="http://schemas.microsoft.com/office/word/2012/wordml" xmlns:w16cex="http://schemas.microsoft.com/office/word/2018/wordml/cex" xmlns:w16cid="http://schemas.microsoft.com/office/word/2016/wordml/cid" xmlns:w16="http://schemas.microsoft.com/office/word/2018/wordml" xmlns:w16sdtdh="http://schemas.microsoft.com/office/word/2020/wordml/sdtdatahash" xmlns:w16se="http://schemas.microsoft.com/office/word/2015/wordml/symex" xmlns:wpg="http://schemas.microsoft.com/office/word/2010/wordprocessingGroup" xmlns:wpi="http://schemas.microsoft.com/office/word/2010/wordprocessingInk" xmlns:wne="http://schemas.microsoft.com/office/word/2006/wordml" xmlns:wps="http://schemas.microsoft.com/office/word/2010/wordprocessingShape" mc:Ignorable="w14 w15 w16se w16cid w16 w16cex w16sdtdh wp14">
+  <w:p>
+    <w:pPr>
+      <w:pStyle w:val="Piedepgina"/>
+    </w:pPr>
+    <w:r>
+      <w:t xml:space="preserve">Prof. Kevin Anderson course: </w:t>
+    </w:r>
+    <w:r>
+      <w:t>Introduction to Sociological Theory (Fall 2</w:t>
+    </w:r>
+    <w:r>
+      <w:t>023)</w:t>
+    </w:r>
+  </w:p>
+  <w:p>
+    <w:pPr>
+      <w:pStyle w:val="Piedepgina"/>
+    </w:pPr>
+    <w:r>
+      <w:t>UCSB Sociology, October 23</w:t>
+    </w:r>
+    <w:r>
+      <w:rPr>
+        <w:vertAlign w:val="superscript"/>
+      </w:rPr>
+      <w:t>rd</w:t>
+    </w:r>
+    <w:r>
+      <w:t>.</w:t>
+    </w:r>
+  </w:p>
+</w:ftr>
 </file>
 
 <file path=word/footnotes.xml><?xml version="1.0" encoding="utf-8"?>
@@ -1120,8 +2585,100 @@
       </w:pPr>
     </w:lvl>
   </w:abstractNum>
+  <w:abstractNum w:abstractNumId="1" w15:restartNumberingAfterBreak="0">
+    <w:nsid w:val="78907DE5"/>
+    <w:multiLevelType w:val="hybridMultilevel"/>
+    <w:tmpl w:val="96B884D8"/>
+    <w:lvl w:ilvl="0" w:tplc="E5FCADD0">
+      <w:start w:val="1"/>
+      <w:numFmt w:val="decimal"/>
+      <w:lvlText w:val="(%1)"/>
+      <w:lvlJc w:val="left"/>
+      <w:pPr>
+        <w:ind w:left="408" w:hanging="360"/>
+      </w:pPr>
+      <w:rPr>
+        <w:rFonts w:hint="default"/>
+      </w:rPr>
+    </w:lvl>
+    <w:lvl w:ilvl="1" w:tplc="280A0019" w:tentative="1">
+      <w:start w:val="1"/>
+      <w:numFmt w:val="lowerLetter"/>
+      <w:lvlText w:val="%2."/>
+      <w:lvlJc w:val="left"/>
+      <w:pPr>
+        <w:ind w:left="1128" w:hanging="360"/>
+      </w:pPr>
+    </w:lvl>
+    <w:lvl w:ilvl="2" w:tplc="280A001B" w:tentative="1">
+      <w:start w:val="1"/>
+      <w:numFmt w:val="lowerRoman"/>
+      <w:lvlText w:val="%3."/>
+      <w:lvlJc w:val="right"/>
+      <w:pPr>
+        <w:ind w:left="1848" w:hanging="180"/>
+      </w:pPr>
+    </w:lvl>
+    <w:lvl w:ilvl="3" w:tplc="280A000F" w:tentative="1">
+      <w:start w:val="1"/>
+      <w:numFmt w:val="decimal"/>
+      <w:lvlText w:val="%4."/>
+      <w:lvlJc w:val="left"/>
+      <w:pPr>
+        <w:ind w:left="2568" w:hanging="360"/>
+      </w:pPr>
+    </w:lvl>
+    <w:lvl w:ilvl="4" w:tplc="280A0019" w:tentative="1">
+      <w:start w:val="1"/>
+      <w:numFmt w:val="lowerLetter"/>
+      <w:lvlText w:val="%5."/>
+      <w:lvlJc w:val="left"/>
+      <w:pPr>
+        <w:ind w:left="3288" w:hanging="360"/>
+      </w:pPr>
+    </w:lvl>
+    <w:lvl w:ilvl="5" w:tplc="280A001B" w:tentative="1">
+      <w:start w:val="1"/>
+      <w:numFmt w:val="lowerRoman"/>
+      <w:lvlText w:val="%6."/>
+      <w:lvlJc w:val="right"/>
+      <w:pPr>
+        <w:ind w:left="4008" w:hanging="180"/>
+      </w:pPr>
+    </w:lvl>
+    <w:lvl w:ilvl="6" w:tplc="280A000F" w:tentative="1">
+      <w:start w:val="1"/>
+      <w:numFmt w:val="decimal"/>
+      <w:lvlText w:val="%7."/>
+      <w:lvlJc w:val="left"/>
+      <w:pPr>
+        <w:ind w:left="4728" w:hanging="360"/>
+      </w:pPr>
+    </w:lvl>
+    <w:lvl w:ilvl="7" w:tplc="280A0019" w:tentative="1">
+      <w:start w:val="1"/>
+      <w:numFmt w:val="lowerLetter"/>
+      <w:lvlText w:val="%8."/>
+      <w:lvlJc w:val="left"/>
+      <w:pPr>
+        <w:ind w:left="5448" w:hanging="360"/>
+      </w:pPr>
+    </w:lvl>
+    <w:lvl w:ilvl="8" w:tplc="280A001B" w:tentative="1">
+      <w:start w:val="1"/>
+      <w:numFmt w:val="lowerRoman"/>
+      <w:lvlText w:val="%9."/>
+      <w:lvlJc w:val="right"/>
+      <w:pPr>
+        <w:ind w:left="6168" w:hanging="180"/>
+      </w:pPr>
+    </w:lvl>
+  </w:abstractNum>
   <w:num w:numId="1" w16cid:durableId="126240633">
     <w:abstractNumId w:val="0"/>
+  </w:num>
+  <w:num w:numId="2" w16cid:durableId="1618179159">
+    <w:abstractNumId w:val="1"/>
   </w:num>
 </w:numbering>
 </file>
@@ -2170,6 +3727,15 @@
     <w:basedOn w:val="Fuentedeprrafopredeter"/>
     <w:link w:val="Piedepgina"/>
     <w:rsid w:val="00C00E58"/>
+  </w:style>
+  <w:style w:type="paragraph" w:styleId="Prrafodelista">
+    <w:name w:val="List Paragraph"/>
+    <w:basedOn w:val="Normal"/>
+    <w:rsid w:val="00DC4D2B"/>
+    <w:pPr>
+      <w:ind w:left="720"/>
+      <w:contextualSpacing/>
+    </w:pPr>
   </w:style>
 </w:styles>
 </file>

--- a/obsidian-history-vault-master/09 courses/UCSB/Sociology UCSB/Kevin Anderson/First paper Marx Chapter 1. Sec 1-2..docx
+++ b/obsidian-history-vault-master/09 courses/UCSB/Sociology UCSB/Kevin Anderson/First paper Marx Chapter 1. Sec 1-2..docx
@@ -465,14 +465,14 @@
         <w:rPr>
           <w:rFonts w:ascii="Times New Roman" w:hAnsi="Times New Roman" w:cs="Times New Roman"/>
         </w:rPr>
-        <w:t xml:space="preserve">“Labor is therefore NOT THE ONLY SOURCE OF MATERIAL WEALTH, i.e.: of the use-values it produces. As William Petty says: labor is the father of material wealth, the earth is it </w:t>
+        <w:t xml:space="preserve">“Labor is therefore NOT THE ONLY SOURCE OF MATERIAL WEALTH, i.e.: of the use-values </w:t>
       </w:r>
       <w:r>
         <w:rPr>
           <w:rFonts w:ascii="Times New Roman" w:hAnsi="Times New Roman" w:cs="Times New Roman"/>
         </w:rPr>
         <w:lastRenderedPageBreak/>
-        <w:t>mother” (134). “A thing can be a use</w:t>
+        <w:t>it produces. As William Petty says: labor is the father of material wealth, the earth is it mother” (134). “A thing can be a use</w:t>
       </w:r>
       <w:r>
         <w:rPr>
@@ -631,6 +631,7 @@
         <w:rPr>
           <w:rFonts w:ascii="Times New Roman" w:hAnsi="Times New Roman" w:cs="Times New Roman"/>
         </w:rPr>
+        <w:lastRenderedPageBreak/>
         <w:t>consciousness</w:t>
       </w:r>
       <w:r>
@@ -673,14 +674,7 @@
         <w:rPr>
           <w:rFonts w:ascii="Times New Roman" w:hAnsi="Times New Roman" w:cs="Times New Roman"/>
         </w:rPr>
-        <w:t xml:space="preserve"> and anything </w:t>
-      </w:r>
-      <w:r>
-        <w:rPr>
-          <w:rFonts w:ascii="Times New Roman" w:hAnsi="Times New Roman" w:cs="Times New Roman"/>
-        </w:rPr>
-        <w:lastRenderedPageBreak/>
-        <w:t>else. This totalitarian reduction of humans as worker machines is also real, absolute</w:t>
+        <w:t xml:space="preserve"> and anything else. This totalitarian reduction of humans as worker machines is also real, absolute</w:t>
       </w:r>
       <w:r>
         <w:rPr>
@@ -914,7 +908,14 @@
         <w:rPr>
           <w:rFonts w:ascii="Times New Roman" w:hAnsi="Times New Roman" w:cs="Times New Roman"/>
         </w:rPr>
-        <w:t>The transformation of every nature being, every external and independent existence for the purposes or enjoyment of other self-being</w:t>
+        <w:t xml:space="preserve">The transformation of every nature being, every external and independent existence for the </w:t>
+      </w:r>
+      <w:r>
+        <w:rPr>
+          <w:rFonts w:ascii="Times New Roman" w:hAnsi="Times New Roman" w:cs="Times New Roman"/>
+        </w:rPr>
+        <w:lastRenderedPageBreak/>
+        <w:t>purposes or enjoyment of other self-being</w:t>
       </w:r>
       <w:r>
         <w:rPr>
@@ -944,14 +945,7 @@
         <w:rPr>
           <w:rFonts w:ascii="Times New Roman" w:hAnsi="Times New Roman" w:cs="Times New Roman"/>
         </w:rPr>
-        <w:t xml:space="preserve"> </w:t>
-      </w:r>
-      <w:r>
-        <w:rPr>
-          <w:rFonts w:ascii="Times New Roman" w:hAnsi="Times New Roman" w:cs="Times New Roman"/>
-        </w:rPr>
-        <w:lastRenderedPageBreak/>
-        <w:t>accumulation</w:t>
+        <w:t xml:space="preserve"> accumulation</w:t>
       </w:r>
       <w:r>
         <w:rPr>
@@ -1125,14 +1119,14 @@
         <w:rPr>
           <w:rFonts w:ascii="Times New Roman" w:hAnsi="Times New Roman" w:cs="Times New Roman"/>
         </w:rPr>
-        <w:t xml:space="preserve"> in terms of the proxy magnitude of time consumed for its production, reveals that the valorization process created by the work embodied in those commodities is itself a determined abstraction with aimed to create profits, a measurement and equivalence made with the purpose of quantification of different qualities as homogeneous mass of </w:t>
+        <w:t xml:space="preserve"> in terms of the proxy magnitude of time consumed for its production, reveals that the valorization process created by the work embodied in those commodities is </w:t>
       </w:r>
       <w:r>
         <w:rPr>
           <w:rFonts w:ascii="Times New Roman" w:hAnsi="Times New Roman" w:cs="Times New Roman"/>
         </w:rPr>
         <w:lastRenderedPageBreak/>
-        <w:t>congealed labor embodied in the produced commodities as a magnitude of exchange value ready to be processed as ultimate profit in the circuit of capital accumulation.</w:t>
+        <w:t>itself a determined abstraction with aimed to create profits, a measurement and equivalence made with the purpose of quantification of different qualities as homogeneous mass of congealed labor embodied in the produced commodities as a magnitude of exchange value ready to be processed as ultimate profit in the circuit of capital accumulation.</w:t>
       </w:r>
       <w:r>
         <w:rPr>
@@ -1274,6 +1268,7 @@
         <w:rPr>
           <w:rFonts w:ascii="Times New Roman" w:hAnsi="Times New Roman" w:cs="Times New Roman"/>
         </w:rPr>
+        <w:lastRenderedPageBreak/>
         <w:t>“Exchange value APPEARS first of all as the quantitative relation, the proportion, in which use-values of one kind exchange for use-values of another kind” (126).</w:t>
       </w:r>
       <w:r>
@@ -1316,7 +1311,6 @@
         <w:rPr>
           <w:rFonts w:ascii="Times New Roman" w:hAnsi="Times New Roman" w:cs="Times New Roman"/>
         </w:rPr>
-        <w:lastRenderedPageBreak/>
         <w:t xml:space="preserve">In an exchange relation: </w:t>
       </w:r>
       <w:proofErr w:type="spellStart"/>
@@ -1758,14 +1752,14 @@
         <w:rPr>
           <w:rFonts w:ascii="Times New Roman" w:hAnsi="Times New Roman" w:cs="Times New Roman"/>
         </w:rPr>
-        <w:t xml:space="preserve"> the reduction of the concrete work involved in the production of every use-value to the amount or quantity of abstract labor expressed as the magnitude of exchange value for every commodity. This reduction of the concrete work, real life expended in time as a post-tempore and arbitrary measurement of the amount of abstract socially necessary labor proxy time, NOT ONLY hide the homogenization of the concrete work of different qualities as a mass of </w:t>
+        <w:t xml:space="preserve"> the reduction of the concrete work involved in the production of every use-value to the amount or quantity </w:t>
       </w:r>
       <w:r>
         <w:rPr>
           <w:rFonts w:ascii="Times New Roman" w:hAnsi="Times New Roman" w:cs="Times New Roman"/>
         </w:rPr>
         <w:lastRenderedPageBreak/>
-        <w:t>individualized congealed quantities of labor embodied in the commodities, already prone for its realization as cumulative augmented money-capital (M</w:t>
+        <w:t>of abstract labor expressed as the magnitude of exchange value for every commodity. This reduction of the concrete work, real life expended in time as a post-tempore and arbitrary measurement of the amount of abstract socially necessary labor proxy time, NOT ONLY hide the homogenization of the concrete work of different qualities as a mass of individualized congealed quantities of labor embodied in the commodities, already prone for its realization as cumulative augmented money-capital (M</w:t>
       </w:r>
       <w:r>
         <w:rPr>
@@ -1880,12 +1874,19 @@
         <w:rPr>
           <w:rFonts w:ascii="Times New Roman" w:eastAsia="Times New Roman" w:hAnsi="Times New Roman" w:cs="Times New Roman"/>
         </w:rPr>
-        <w:t>, takes place in concrete</w:t>
+        <w:t xml:space="preserve">, takes place in </w:t>
       </w:r>
       <w:r>
         <w:rPr>
           <w:rFonts w:ascii="Times New Roman" w:eastAsia="Times New Roman" w:hAnsi="Times New Roman" w:cs="Times New Roman"/>
         </w:rPr>
+        <w:lastRenderedPageBreak/>
+        <w:t>concrete</w:t>
+      </w:r>
+      <w:r>
+        <w:rPr>
+          <w:rFonts w:ascii="Times New Roman" w:eastAsia="Times New Roman" w:hAnsi="Times New Roman" w:cs="Times New Roman"/>
+        </w:rPr>
         <w:t xml:space="preserve"> work</w:t>
       </w:r>
       <w:r>
@@ -1926,14 +1927,7 @@
         <w:rPr>
           <w:rFonts w:ascii="Times New Roman" w:hAnsi="Times New Roman" w:cs="Times New Roman"/>
         </w:rPr>
-        <w:t xml:space="preserve"> source of products in direct proportion as its productivity rises or falls. As against this, [...] variations </w:t>
-      </w:r>
-      <w:r>
-        <w:rPr>
-          <w:rFonts w:ascii="Times New Roman" w:hAnsi="Times New Roman" w:cs="Times New Roman"/>
-        </w:rPr>
-        <w:lastRenderedPageBreak/>
-        <w:t>in productivity have no impact whatever on the labor itself represented in [the magnitude of exchange] value. As productivity is an attribute of labor in its concrete useful form, it naturally ceases to have any bearing on that labor as soon as we abstract from its concrete useful form. The same labor [...] performed for the same length of time [of production], always yields the same amount of value, independently of any variations in productivity. But it provides different quantities of use-values during equal periods of time [of production], more if productivity rises, fewer if it falls” (137)</w:t>
+        <w:t xml:space="preserve"> source of products in direct proportion as its productivity rises or falls. As against this, [...] variations in productivity have no impact whatever on the labor itself represented in [the magnitude of exchange] value. As productivity is an attribute of labor in its concrete useful form, it naturally ceases to have any bearing on that labor as soon as we abstract from its concrete useful form. The same labor [...] performed for the same length of time [of production], always yields the same amount of value, independently of any variations in productivity. But it provides different quantities of use-values during equal periods of time [of production], more if productivity rises, fewer if it falls” (137)</w:t>
       </w:r>
       <w:r>
         <w:rPr>
@@ -2019,6 +2013,7 @@
         <w:rPr>
           <w:rFonts w:ascii="Times New Roman" w:hAnsi="Times New Roman" w:cs="Times New Roman"/>
         </w:rPr>
+        <w:lastRenderedPageBreak/>
         <w:t xml:space="preserve">These violent abstractions summarized here are completely aimed -and hidden- for the functioning of capitalism. But can be presented as contradictions in Marxism theory development, or a revisionist exercise. </w:t>
       </w:r>
     </w:p>
@@ -2034,7 +2029,6 @@
         <w:rPr>
           <w:rFonts w:ascii="Times New Roman" w:hAnsi="Times New Roman" w:cs="Times New Roman"/>
         </w:rPr>
-        <w:lastRenderedPageBreak/>
         <w:t xml:space="preserve">The statement: </w:t>
       </w:r>
       <w:r>
@@ -2185,7 +2179,14 @@
         <w:rPr>
           <w:rFonts w:ascii="Times New Roman" w:hAnsi="Times New Roman" w:cs="Times New Roman"/>
         </w:rPr>
-        <w:t>cal advancement or innovation will create seas and oceans, gold and aluminum, mountain chains that connects mega-diverse ecosystems, and each species and qualities of these real material existences as with a supra metabolism</w:t>
+        <w:t xml:space="preserve">cal advancement or innovation will create seas and oceans, gold and aluminum, mountain </w:t>
+      </w:r>
+      <w:r>
+        <w:rPr>
+          <w:rFonts w:ascii="Times New Roman" w:hAnsi="Times New Roman" w:cs="Times New Roman"/>
+        </w:rPr>
+        <w:lastRenderedPageBreak/>
+        <w:t>chains that connects mega-diverse ecosystems, and each species and qualities of these real material existences as with a supra metabolism</w:t>
       </w:r>
       <w:r>
         <w:rPr>
@@ -2206,7 +2207,6 @@
         <w:rPr>
           <w:rFonts w:ascii="Times New Roman" w:hAnsi="Times New Roman" w:cs="Times New Roman"/>
         </w:rPr>
-        <w:lastRenderedPageBreak/>
         <w:t>If the current develop</w:t>
       </w:r>
       <w:r>
@@ -2404,104 +2404,91 @@
 
 <file path=word/header1.xml><?xml version="1.0" encoding="utf-8"?>
 <w:hdr xmlns:wpc="http://schemas.microsoft.com/office/word/2010/wordprocessingCanvas" xmlns:cx="http://schemas.microsoft.com/office/drawing/2014/chartex" xmlns:cx1="http://schemas.microsoft.com/office/drawing/2015/9/8/chartex" xmlns:cx2="http://schemas.microsoft.com/office/drawing/2015/10/21/chartex" xmlns:cx3="http://schemas.microsoft.com/office/drawing/2016/5/9/chartex" xmlns:cx4="http://schemas.microsoft.com/office/drawing/2016/5/10/chartex" xmlns:cx5="http://schemas.microsoft.com/office/drawing/2016/5/11/chartex" xmlns:cx6="http://schemas.microsoft.com/office/drawing/2016/5/12/chartex" xmlns:cx7="http://schemas.microsoft.com/office/drawing/2016/5/13/chartex" xmlns:cx8="http://schemas.microsoft.com/office/drawing/2016/5/14/chartex" xmlns:mc="http://schemas.openxmlformats.org/markup-compatibility/2006" xmlns:aink="http://schemas.microsoft.com/office/drawing/2016/ink" xmlns:am3d="http://schemas.microsoft.com/office/drawing/2017/model3d" xmlns:o="urn:schemas-microsoft-com:office:office" xmlns:oel="http://schemas.microsoft.com/office/2019/extlst" xmlns:r="http://schemas.openxmlformats.org/officeDocument/2006/relationships" xmlns:m="http://schemas.openxmlformats.org/officeDocument/2006/math" xmlns:v="urn:schemas-microsoft-com:vml" xmlns:wp14="http://schemas.microsoft.com/office/word/2010/wordprocessingDrawing" xmlns:wp="http://schemas.openxmlformats.org/drawingml/2006/wordprocessingDrawing" xmlns:w10="urn:schemas-microsoft-com:office:word" xmlns:w="http://schemas.openxmlformats.org/wordprocessingml/2006/main" xmlns:w14="http://schemas.microsoft.com/office/word/2010/wordml" xmlns:w15="http://schemas.microsoft.com/office/word/2012/wordml" xmlns:w16cex="http://schemas.microsoft.com/office/word/2018/wordml/cex" xmlns:w16cid="http://schemas.microsoft.com/office/word/2016/wordml/cid" xmlns:w16="http://schemas.microsoft.com/office/word/2018/wordml" xmlns:w16sdtdh="http://schemas.microsoft.com/office/word/2020/wordml/sdtdatahash" xmlns:w16se="http://schemas.microsoft.com/office/word/2015/wordml/symex" xmlns:wpg="http://schemas.microsoft.com/office/word/2010/wordprocessingGroup" xmlns:wpi="http://schemas.microsoft.com/office/word/2010/wordprocessingInk" xmlns:wne="http://schemas.microsoft.com/office/word/2006/wordml" xmlns:wps="http://schemas.microsoft.com/office/word/2010/wordprocessingShape" mc:Ignorable="w14 w15 w16se w16cid w16 w16cex w16sdtdh wp14">
+  <w:sdt>
+    <w:sdtPr>
+      <w:id w:val="2142530780"/>
+      <w:docPartObj>
+        <w:docPartGallery w:val="Page Numbers (Top of Page)"/>
+        <w:docPartUnique/>
+      </w:docPartObj>
+    </w:sdtPr>
+    <w:sdtContent>
+      <w:p>
+        <w:pPr>
+          <w:rPr>
+            <w:rFonts w:ascii="Times New Roman" w:hAnsi="Times New Roman" w:cs="Times New Roman"/>
+            <w:lang w:val="es-PE"/>
+          </w:rPr>
+        </w:pPr>
+        <w:r>
+          <w:rPr>
+            <w:rFonts w:ascii="Times New Roman" w:hAnsi="Times New Roman" w:cs="Times New Roman"/>
+            <w:sz w:val="22"/>
+            <w:szCs w:val="22"/>
+          </w:rPr>
+          <w:t xml:space="preserve">1st short paper. Marx Capital Book 1, Chapter 1. </w:t>
+        </w:r>
+        <w:r>
+          <w:rPr>
+            <w:rFonts w:ascii="Times New Roman" w:hAnsi="Times New Roman" w:cs="Times New Roman"/>
+            <w:sz w:val="22"/>
+            <w:szCs w:val="22"/>
+            <w:lang w:val="es-PE"/>
+          </w:rPr>
+          <w:t>Sec. 1-2.</w:t>
+        </w:r>
+        <w:r>
+          <w:rPr>
+            <w:rFonts w:ascii="Times New Roman" w:hAnsi="Times New Roman" w:cs="Times New Roman"/>
+            <w:sz w:val="22"/>
+            <w:szCs w:val="22"/>
+            <w:lang w:val="es-PE"/>
+          </w:rPr>
+          <w:t xml:space="preserve">    </w:t>
+        </w:r>
+        <w:r>
+          <w:rPr>
+            <w:rFonts w:ascii="Times New Roman" w:hAnsi="Times New Roman" w:cs="Times New Roman"/>
+            <w:sz w:val="22"/>
+            <w:szCs w:val="22"/>
+            <w:lang w:val="es-PE"/>
+          </w:rPr>
+          <w:t>José Manuel Mejía V.</w:t>
+        </w:r>
+        <w:r>
+          <w:rPr>
+            <w:rFonts w:ascii="Times New Roman" w:hAnsi="Times New Roman" w:cs="Times New Roman"/>
+            <w:sz w:val="22"/>
+            <w:szCs w:val="22"/>
+            <w:lang w:val="es-PE"/>
+          </w:rPr>
+          <w:t xml:space="preserve">            </w:t>
+        </w:r>
+        <w:r>
+          <w:fldChar w:fldCharType="begin"/>
+        </w:r>
+        <w:r>
+          <w:instrText>PAGE   \* MERGEFORMAT</w:instrText>
+        </w:r>
+        <w:r>
+          <w:fldChar w:fldCharType="separate"/>
+        </w:r>
+        <w:r>
+          <w:rPr>
+            <w:lang w:val="es-ES"/>
+          </w:rPr>
+          <w:t>2</w:t>
+        </w:r>
+        <w:r>
+          <w:fldChar w:fldCharType="end"/>
+        </w:r>
+      </w:p>
+    </w:sdtContent>
+  </w:sdt>
   <w:p>
     <w:pPr>
-      <w:rPr>
-        <w:rFonts w:ascii="Times New Roman" w:hAnsi="Times New Roman" w:cs="Times New Roman"/>
-        <w:lang w:val="es-PE"/>
-      </w:rPr>
+      <w:pStyle w:val="Encabezado"/>
     </w:pPr>
-    <w:r>
-      <w:rPr>
-        <w:rFonts w:ascii="Times New Roman" w:hAnsi="Times New Roman" w:cs="Times New Roman"/>
-      </w:rPr>
-      <w:t>1st</w:t>
-    </w:r>
-    <w:r>
-      <w:rPr>
-        <w:rFonts w:ascii="Times New Roman" w:hAnsi="Times New Roman" w:cs="Times New Roman"/>
-      </w:rPr>
-      <w:t xml:space="preserve"> </w:t>
-    </w:r>
-    <w:r>
-      <w:rPr>
-        <w:rFonts w:ascii="Times New Roman" w:hAnsi="Times New Roman" w:cs="Times New Roman"/>
-      </w:rPr>
-      <w:t xml:space="preserve">short </w:t>
-    </w:r>
-    <w:r>
-      <w:rPr>
-        <w:rFonts w:ascii="Times New Roman" w:hAnsi="Times New Roman" w:cs="Times New Roman"/>
-      </w:rPr>
-      <w:t>paper</w:t>
-    </w:r>
-    <w:r>
-      <w:rPr>
-        <w:rFonts w:ascii="Times New Roman" w:hAnsi="Times New Roman" w:cs="Times New Roman"/>
-      </w:rPr>
-      <w:t>.</w:t>
-    </w:r>
-    <w:r>
-      <w:rPr>
-        <w:rFonts w:ascii="Times New Roman" w:hAnsi="Times New Roman" w:cs="Times New Roman"/>
-      </w:rPr>
-      <w:t xml:space="preserve"> Marx </w:t>
-    </w:r>
-    <w:r>
-      <w:rPr>
-        <w:rFonts w:ascii="Times New Roman" w:hAnsi="Times New Roman" w:cs="Times New Roman"/>
-      </w:rPr>
-      <w:t xml:space="preserve">Capital Book 1, </w:t>
-    </w:r>
-    <w:r>
-      <w:rPr>
-        <w:rFonts w:ascii="Times New Roman" w:hAnsi="Times New Roman" w:cs="Times New Roman"/>
-      </w:rPr>
-      <w:t xml:space="preserve">Chapter 1. </w:t>
-    </w:r>
-    <w:r>
-      <w:rPr>
-        <w:rFonts w:ascii="Times New Roman" w:hAnsi="Times New Roman" w:cs="Times New Roman"/>
-        <w:lang w:val="es-PE"/>
-      </w:rPr>
-      <w:t>Sec</w:t>
-    </w:r>
-    <w:r>
-      <w:rPr>
-        <w:rFonts w:ascii="Times New Roman" w:hAnsi="Times New Roman" w:cs="Times New Roman"/>
-        <w:lang w:val="es-PE"/>
-      </w:rPr>
-      <w:t>.</w:t>
-    </w:r>
-    <w:r>
-      <w:rPr>
-        <w:rFonts w:ascii="Times New Roman" w:hAnsi="Times New Roman" w:cs="Times New Roman"/>
-        <w:lang w:val="es-PE"/>
-      </w:rPr>
-      <w:t xml:space="preserve"> 1-2.</w:t>
-    </w:r>
-    <w:r>
-      <w:rPr>
-        <w:rFonts w:ascii="Times New Roman" w:hAnsi="Times New Roman" w:cs="Times New Roman"/>
-        <w:lang w:val="es-PE"/>
-      </w:rPr>
-      <w:tab/>
-      <w:t xml:space="preserve"> </w:t>
-    </w:r>
-    <w:r>
-      <w:rPr>
-        <w:rFonts w:ascii="Times New Roman" w:hAnsi="Times New Roman" w:cs="Times New Roman"/>
-        <w:lang w:val="es-PE"/>
-      </w:rPr>
-      <w:tab/>
-    </w:r>
-    <w:r>
-      <w:rPr>
-        <w:rFonts w:ascii="Times New Roman" w:hAnsi="Times New Roman" w:cs="Times New Roman"/>
-        <w:lang w:val="es-PE"/>
-      </w:rPr>
-      <w:t>José Manuel Mejía V.</w:t>
-    </w:r>
   </w:p>
 </w:hdr>
 </file>
@@ -2701,6 +2688,7 @@
     </w:pPrDefault>
   </w:docDefaults>
   <w:latentStyles w:defLockedState="0" w:defUIPriority="0" w:defSemiHidden="0" w:defUnhideWhenUsed="0" w:defQFormat="0" w:count="376">
+    <w:lsdException w:name="header" w:uiPriority="99"/>
     <w:lsdException w:name="Normal Table" w:semiHidden="1" w:unhideWhenUsed="1"/>
     <w:lsdException w:name="Table Simple 1" w:semiHidden="1" w:unhideWhenUsed="1"/>
     <w:lsdException w:name="Table Simple 2" w:semiHidden="1" w:unhideWhenUsed="1"/>
@@ -3694,6 +3682,7 @@
     <w:name w:val="header"/>
     <w:basedOn w:val="Normal"/>
     <w:link w:val="EncabezadoCar"/>
+    <w:uiPriority w:val="99"/>
     <w:rsid w:val="00C00E58"/>
     <w:pPr>
       <w:tabs>
@@ -3707,6 +3696,7 @@
     <w:name w:val="Encabezado Car"/>
     <w:basedOn w:val="Fuentedeprrafopredeter"/>
     <w:link w:val="Encabezado"/>
+    <w:uiPriority w:val="99"/>
     <w:rsid w:val="00C00E58"/>
   </w:style>
   <w:style w:type="paragraph" w:styleId="Piedepgina">
